--- a/public/templates/contrato-venda.docx
+++ b/public/templates/contrato-venda.docx
@@ -51,7 +51,7 @@
         <w:spacing w:after="0" w:line="240" w:lineRule="auto" w:before="0"/>
         <w:jc w:val="center"/>
         <w:rPr>
-          <w:rFonts w:asciiTheme="minorHAnsi" w:hAnsiTheme="minorHAnsi" w:cs="Hemi Head 426"/>
+          <w:rFonts w:asciiTheme="minorHAnsi" w:eastAsiaTheme="minorHAnsi" w:hAnsiTheme="minorHAnsi" w:cstheme="minorHAnsi"/>
           <w:i/>
           <w:color w:val="000000" w:themeColor="text1"/>
           <w:sz w:val="16"/>
@@ -65,10 +65,10 @@
       </w:pPr>
       <w:r>
         <w:rPr>
-          <w:rFonts w:ascii="Arial" w:hAnsi="Arial" w:eastAsia="Arial" w:cs="Arial"/>
+          <w:rFonts w:asciiTheme="minorHAnsi" w:eastAsiaTheme="minorHAnsi" w:hAnsiTheme="minorHAnsi" w:cstheme="minorHAnsi"/>
           <w:b w:val="0"/>
           <w:i w:val="0"/>
-          <w:sz w:val="14"/>
+          <w:sz w:val="20"/>
         </w:rPr>
         <w:t>AV: ANDRÔMEDA, 3521 – CEP 12.233-000 – SÃO JOSÉ DOS CAMPOS – SP</w:t>
       </w:r>
@@ -79,7 +79,7 @@
         <w:spacing w:after="0" w:line="240" w:lineRule="auto" w:before="0"/>
         <w:jc w:val="center"/>
         <w:rPr>
-          <w:rFonts w:asciiTheme="minorHAnsi" w:hAnsiTheme="minorHAnsi" w:cs="Hemi Head 426"/>
+          <w:rFonts w:asciiTheme="minorHAnsi" w:eastAsiaTheme="minorHAnsi" w:hAnsiTheme="minorHAnsi" w:cstheme="minorHAnsi"/>
           <w:i/>
           <w:color w:val="000000" w:themeColor="text1"/>
           <w:sz w:val="16"/>
@@ -93,10 +93,10 @@
       </w:pPr>
       <w:r>
         <w:rPr>
-          <w:rFonts w:ascii="Arial" w:hAnsi="Arial" w:eastAsia="Arial" w:cs="Arial"/>
+          <w:rFonts w:asciiTheme="minorHAnsi" w:eastAsiaTheme="minorHAnsi" w:hAnsiTheme="minorHAnsi" w:cstheme="minorHAnsi"/>
           <w:b w:val="0"/>
           <w:i w:val="0"/>
-          <w:sz w:val="14"/>
+          <w:sz w:val="20"/>
         </w:rPr>
         <w:t>TELEFONE: (12) 3917-3777 / (12) 99662-6666</w:t>
       </w:r>
@@ -107,7 +107,7 @@
         <w:spacing w:after="0" w:line="240" w:lineRule="auto" w:before="0"/>
         <w:jc w:val="center"/>
         <w:rPr>
-          <w:rFonts w:asciiTheme="minorHAnsi" w:hAnsiTheme="minorHAnsi" w:cs="Hemi Head 426"/>
+          <w:rFonts w:asciiTheme="minorHAnsi" w:eastAsiaTheme="minorHAnsi" w:hAnsiTheme="minorHAnsi" w:cstheme="minorHAnsi"/>
           <w:i/>
           <w:color w:val="000000" w:themeColor="text1"/>
           <w:sz w:val="16"/>
@@ -121,10 +121,10 @@
       </w:pPr>
       <w:r>
         <w:rPr>
-          <w:rFonts w:ascii="Arial" w:hAnsi="Arial" w:eastAsia="Arial" w:cs="Arial"/>
+          <w:rFonts w:asciiTheme="minorHAnsi" w:eastAsiaTheme="minorHAnsi" w:hAnsiTheme="minorHAnsi" w:cstheme="minorHAnsi"/>
           <w:b w:val="0"/>
           <w:i w:val="0"/>
-          <w:sz w:val="14"/>
+          <w:sz w:val="20"/>
         </w:rPr>
         <w:t>CNPJ: 67.806.748/0001-57</w:t>
       </w:r>
@@ -138,7 +138,7 @@
       </w:pPr>
       <w:r>
         <w:rPr>
-          <w:rFonts w:ascii="Arial" w:hAnsi="Arial" w:eastAsia="Arial" w:cs="Arial"/>
+          <w:rFonts w:asciiTheme="minorHAnsi" w:eastAsiaTheme="minorHAnsi" w:hAnsiTheme="minorHAnsi" w:cstheme="minorHAnsi"/>
           <w:sz w:val="4"/>
         </w:rPr>
       </w:r>
@@ -155,7 +155,7 @@
       </w:pPr>
       <w:r>
         <w:rPr>
-          <w:rFonts w:ascii="Arial" w:hAnsi="Arial" w:eastAsia="Arial" w:cs="Arial"/>
+          <w:rFonts w:asciiTheme="minorHAnsi" w:eastAsiaTheme="minorHAnsi" w:hAnsiTheme="minorHAnsi" w:cstheme="minorHAnsi"/>
           <w:sz w:val="20"/>
           <w:szCs w:val="20"/>
         </w:rPr>
@@ -163,7 +163,7 @@
       </w:r>
       <w:r>
         <w:rPr>
-          <w:rFonts w:ascii="Arial" w:hAnsi="Arial" w:eastAsia="Arial" w:cs="Arial"/>
+          <w:rFonts w:asciiTheme="minorHAnsi" w:eastAsiaTheme="minorHAnsi" w:hAnsiTheme="minorHAnsi" w:cstheme="minorHAnsi"/>
           <w:sz w:val="20"/>
           <w:szCs w:val="20"/>
           <w:b w:val="1"/>
@@ -173,7 +173,7 @@
       </w:r>
       <w:r>
         <w:rPr>
-          <w:rFonts w:ascii="Arial" w:hAnsi="Arial" w:eastAsia="Arial" w:cs="Arial"/>
+          <w:rFonts w:asciiTheme="minorHAnsi" w:eastAsiaTheme="minorHAnsi" w:hAnsiTheme="minorHAnsi" w:cstheme="minorHAnsi"/>
           <w:sz w:val="20"/>
           <w:szCs w:val="20"/>
         </w:rPr>
@@ -181,7 +181,7 @@
       </w:r>
       <w:r>
         <w:rPr>
-          <w:rFonts w:ascii="Arial" w:hAnsi="Arial" w:eastAsia="Arial" w:cs="Arial"/>
+          <w:rFonts w:asciiTheme="minorHAnsi" w:eastAsiaTheme="minorHAnsi" w:hAnsiTheme="minorHAnsi" w:cstheme="minorHAnsi"/>
           <w:sz w:val="20"/>
           <w:szCs w:val="20"/>
           <w:b w:val="1"/>
@@ -191,7 +191,7 @@
       </w:r>
       <w:r>
         <w:rPr>
-          <w:rFonts w:ascii="Arial" w:hAnsi="Arial" w:eastAsia="Arial" w:cs="Arial"/>
+          <w:rFonts w:asciiTheme="minorHAnsi" w:eastAsiaTheme="minorHAnsi" w:hAnsiTheme="minorHAnsi" w:cstheme="minorHAnsi"/>
           <w:sz w:val="20"/>
           <w:szCs w:val="20"/>
         </w:rPr>
@@ -199,7 +199,7 @@
       </w:r>
       <w:r>
         <w:rPr>
-          <w:rFonts w:ascii="Arial" w:hAnsi="Arial" w:eastAsia="Arial" w:cs="Arial"/>
+          <w:rFonts w:asciiTheme="minorHAnsi" w:eastAsiaTheme="minorHAnsi" w:hAnsiTheme="minorHAnsi" w:cstheme="minorHAnsi"/>
           <w:sz w:val="20"/>
           <w:szCs w:val="20"/>
           <w:b w:val="1"/>
@@ -209,56 +209,56 @@
       </w:r>
       <w:r>
         <w:rPr>
-          <w:rFonts w:ascii="Arial" w:hAnsi="Arial" w:eastAsia="Arial" w:cs="Arial"/>
-          <w:sz w:val="20"/>
-          <w:szCs w:val="20"/>
-        </w:rPr>
-      </w:r>
-      <w:r>
-        <w:rPr>
-          <w:rFonts w:ascii="Arial" w:hAnsi="Arial" w:eastAsia="Arial" w:cs="Arial"/>
-          <w:sz w:val="20"/>
-          <w:szCs w:val="20"/>
-        </w:rPr>
-      </w:r>
-      <w:r>
-        <w:rPr>
-          <w:rFonts w:ascii="Arial" w:hAnsi="Arial" w:eastAsia="Arial" w:cs="Arial"/>
-          <w:sz w:val="20"/>
-          <w:szCs w:val="20"/>
-        </w:rPr>
-      </w:r>
-      <w:r>
-        <w:rPr>
-          <w:rFonts w:ascii="Arial" w:hAnsi="Arial" w:eastAsia="Arial" w:cs="Arial"/>
-          <w:sz w:val="20"/>
-          <w:szCs w:val="20"/>
-        </w:rPr>
-      </w:r>
-      <w:r>
-        <w:rPr>
-          <w:rFonts w:ascii="Arial" w:hAnsi="Arial" w:eastAsia="Arial" w:cs="Arial"/>
-          <w:sz w:val="20"/>
-          <w:szCs w:val="20"/>
-        </w:rPr>
-      </w:r>
-      <w:r>
-        <w:rPr>
-          <w:rFonts w:ascii="Arial" w:hAnsi="Arial" w:eastAsia="Arial" w:cs="Arial"/>
-          <w:sz w:val="20"/>
-          <w:szCs w:val="20"/>
-        </w:rPr>
-      </w:r>
-      <w:r>
-        <w:rPr>
-          <w:rFonts w:ascii="Arial" w:hAnsi="Arial" w:eastAsia="Arial" w:cs="Arial"/>
-          <w:sz w:val="20"/>
-          <w:szCs w:val="20"/>
-        </w:rPr>
-      </w:r>
-      <w:r>
-        <w:rPr>
-          <w:rFonts w:ascii="Arial" w:hAnsi="Arial" w:cs="Arial" w:eastAsia="Arial"/>
+          <w:rFonts w:asciiTheme="minorHAnsi" w:eastAsiaTheme="minorHAnsi" w:hAnsiTheme="minorHAnsi" w:cstheme="minorHAnsi"/>
+          <w:sz w:val="20"/>
+          <w:szCs w:val="20"/>
+        </w:rPr>
+      </w:r>
+      <w:r>
+        <w:rPr>
+          <w:rFonts w:asciiTheme="minorHAnsi" w:eastAsiaTheme="minorHAnsi" w:hAnsiTheme="minorHAnsi" w:cstheme="minorHAnsi"/>
+          <w:sz w:val="20"/>
+          <w:szCs w:val="20"/>
+        </w:rPr>
+      </w:r>
+      <w:r>
+        <w:rPr>
+          <w:rFonts w:asciiTheme="minorHAnsi" w:eastAsiaTheme="minorHAnsi" w:hAnsiTheme="minorHAnsi" w:cstheme="minorHAnsi"/>
+          <w:sz w:val="20"/>
+          <w:szCs w:val="20"/>
+        </w:rPr>
+      </w:r>
+      <w:r>
+        <w:rPr>
+          <w:rFonts w:asciiTheme="minorHAnsi" w:eastAsiaTheme="minorHAnsi" w:hAnsiTheme="minorHAnsi" w:cstheme="minorHAnsi"/>
+          <w:sz w:val="20"/>
+          <w:szCs w:val="20"/>
+        </w:rPr>
+      </w:r>
+      <w:r>
+        <w:rPr>
+          <w:rFonts w:asciiTheme="minorHAnsi" w:eastAsiaTheme="minorHAnsi" w:hAnsiTheme="minorHAnsi" w:cstheme="minorHAnsi"/>
+          <w:sz w:val="20"/>
+          <w:szCs w:val="20"/>
+        </w:rPr>
+      </w:r>
+      <w:r>
+        <w:rPr>
+          <w:rFonts w:asciiTheme="minorHAnsi" w:eastAsiaTheme="minorHAnsi" w:hAnsiTheme="minorHAnsi" w:cstheme="minorHAnsi"/>
+          <w:sz w:val="20"/>
+          <w:szCs w:val="20"/>
+        </w:rPr>
+      </w:r>
+      <w:r>
+        <w:rPr>
+          <w:rFonts w:asciiTheme="minorHAnsi" w:eastAsiaTheme="minorHAnsi" w:hAnsiTheme="minorHAnsi" w:cstheme="minorHAnsi"/>
+          <w:sz w:val="20"/>
+          <w:szCs w:val="20"/>
+        </w:rPr>
+      </w:r>
+      <w:r>
+        <w:rPr>
+          <w:rFonts w:asciiTheme="minorHAnsi" w:eastAsiaTheme="minorHAnsi" w:hAnsiTheme="minorHAnsi" w:cstheme="minorHAnsi"/>
           <w:b/>
           <w:sz w:val="20"/>
           <w:szCs w:val="20"/>
@@ -266,7 +266,7 @@
       </w:r>
       <w:r>
         <w:rPr>
-          <w:rFonts w:ascii="Arial" w:hAnsi="Arial" w:cs="Arial" w:eastAsia="Arial"/>
+          <w:rFonts w:asciiTheme="minorHAnsi" w:eastAsiaTheme="minorHAnsi" w:hAnsiTheme="minorHAnsi" w:cstheme="minorHAnsi"/>
           <w:b/>
           <w:sz w:val="20"/>
           <w:szCs w:val="20"/>
@@ -274,21 +274,21 @@
       </w:r>
       <w:r>
         <w:rPr>
-          <w:rFonts w:ascii="Arial" w:hAnsi="Arial" w:eastAsia="Arial" w:cs="Arial"/>
-          <w:sz w:val="20"/>
-          <w:szCs w:val="20"/>
-        </w:rPr>
-      </w:r>
-      <w:r>
-        <w:rPr>
-          <w:rFonts w:ascii="Arial" w:hAnsi="Arial" w:eastAsia="Arial" w:cs="Arial"/>
-          <w:sz w:val="20"/>
-          <w:szCs w:val="20"/>
-        </w:rPr>
-      </w:r>
-      <w:r>
-        <w:rPr>
-          <w:rFonts w:ascii="Arial" w:hAnsi="Arial" w:eastAsia="Arial" w:cs="Arial"/>
+          <w:rFonts w:asciiTheme="minorHAnsi" w:eastAsiaTheme="minorHAnsi" w:hAnsiTheme="minorHAnsi" w:cstheme="minorHAnsi"/>
+          <w:sz w:val="20"/>
+          <w:szCs w:val="20"/>
+        </w:rPr>
+      </w:r>
+      <w:r>
+        <w:rPr>
+          <w:rFonts w:asciiTheme="minorHAnsi" w:eastAsiaTheme="minorHAnsi" w:hAnsiTheme="minorHAnsi" w:cstheme="minorHAnsi"/>
+          <w:sz w:val="20"/>
+          <w:szCs w:val="20"/>
+        </w:rPr>
+      </w:r>
+      <w:r>
+        <w:rPr>
+          <w:rFonts w:asciiTheme="minorHAnsi" w:eastAsiaTheme="minorHAnsi" w:hAnsiTheme="minorHAnsi" w:cstheme="minorHAnsi"/>
           <w:b/>
           <w:sz w:val="20"/>
           <w:szCs w:val="20"/>
@@ -306,7 +306,7 @@
       </w:pPr>
       <w:r>
         <w:rPr>
-          <w:rFonts w:ascii="Arial" w:hAnsi="Arial" w:eastAsia="Arial" w:cs="Arial"/>
+          <w:rFonts w:asciiTheme="minorHAnsi" w:eastAsiaTheme="minorHAnsi" w:hAnsiTheme="minorHAnsi" w:cstheme="minorHAnsi"/>
           <w:sz w:val="20"/>
           <w:szCs w:val="20"/>
         </w:rPr>
@@ -314,7 +314,7 @@
       </w:r>
       <w:r>
         <w:rPr>
-          <w:rFonts w:ascii="Arial" w:hAnsi="Arial" w:eastAsia="Arial" w:cs="Arial"/>
+          <w:rFonts w:asciiTheme="minorHAnsi" w:eastAsiaTheme="minorHAnsi" w:hAnsiTheme="minorHAnsi" w:cstheme="minorHAnsi"/>
           <w:sz w:val="20"/>
           <w:szCs w:val="20"/>
           <w:b w:val="1"/>
@@ -324,7 +324,7 @@
       </w:r>
       <w:r>
         <w:rPr>
-          <w:rFonts w:ascii="Arial" w:hAnsi="Arial" w:eastAsia="Arial" w:cs="Arial"/>
+          <w:rFonts w:asciiTheme="minorHAnsi" w:eastAsiaTheme="minorHAnsi" w:hAnsiTheme="minorHAnsi" w:cstheme="minorHAnsi"/>
           <w:sz w:val="20"/>
           <w:szCs w:val="20"/>
         </w:rPr>
@@ -332,7 +332,7 @@
       </w:r>
       <w:r>
         <w:rPr>
-          <w:rFonts w:ascii="Arial" w:hAnsi="Arial" w:eastAsia="Arial" w:cs="Arial"/>
+          <w:rFonts w:asciiTheme="minorHAnsi" w:eastAsiaTheme="minorHAnsi" w:hAnsiTheme="minorHAnsi" w:cstheme="minorHAnsi"/>
           <w:sz w:val="20"/>
           <w:szCs w:val="20"/>
           <w:b w:val="1"/>
@@ -342,7 +342,7 @@
       </w:r>
       <w:r>
         <w:rPr>
-          <w:rFonts w:ascii="Arial" w:hAnsi="Arial" w:eastAsia="Arial" w:cs="Arial"/>
+          <w:rFonts w:asciiTheme="minorHAnsi" w:eastAsiaTheme="minorHAnsi" w:hAnsiTheme="minorHAnsi" w:cstheme="minorHAnsi"/>
           <w:sz w:val="20"/>
           <w:szCs w:val="20"/>
         </w:rPr>
@@ -350,7 +350,7 @@
       </w:r>
       <w:r>
         <w:rPr>
-          <w:rFonts w:ascii="Arial" w:hAnsi="Arial" w:eastAsia="Arial" w:cs="Arial"/>
+          <w:rFonts w:asciiTheme="minorHAnsi" w:eastAsiaTheme="minorHAnsi" w:hAnsiTheme="minorHAnsi" w:cstheme="minorHAnsi"/>
           <w:sz w:val="20"/>
           <w:szCs w:val="20"/>
           <w:b w:val="1"/>
@@ -360,7 +360,7 @@
       </w:r>
       <w:r>
         <w:rPr>
-          <w:rFonts w:ascii="Arial" w:hAnsi="Arial" w:eastAsia="Arial" w:cs="Arial"/>
+          <w:rFonts w:asciiTheme="minorHAnsi" w:eastAsiaTheme="minorHAnsi" w:hAnsiTheme="minorHAnsi" w:cstheme="minorHAnsi"/>
           <w:sz w:val="20"/>
           <w:szCs w:val="20"/>
         </w:rPr>
@@ -368,7 +368,7 @@
       </w:r>
       <w:r>
         <w:rPr>
-          <w:rFonts w:ascii="Arial" w:hAnsi="Arial" w:eastAsia="Arial" w:cs="Arial"/>
+          <w:rFonts w:asciiTheme="minorHAnsi" w:eastAsiaTheme="minorHAnsi" w:hAnsiTheme="minorHAnsi" w:cstheme="minorHAnsi"/>
           <w:sz w:val="20"/>
           <w:szCs w:val="20"/>
           <w:b w:val="1"/>
@@ -378,7 +378,7 @@
       </w:r>
       <w:r>
         <w:rPr>
-          <w:rFonts w:ascii="Arial" w:hAnsi="Arial" w:eastAsia="Arial" w:cs="Arial"/>
+          <w:rFonts w:asciiTheme="minorHAnsi" w:eastAsiaTheme="minorHAnsi" w:hAnsiTheme="minorHAnsi" w:cstheme="minorHAnsi"/>
           <w:sz w:val="20"/>
           <w:szCs w:val="20"/>
         </w:rPr>
@@ -386,7 +386,7 @@
       </w:r>
       <w:r>
         <w:rPr>
-          <w:rFonts w:ascii="Arial" w:hAnsi="Arial" w:eastAsia="Arial" w:cs="Arial"/>
+          <w:rFonts w:asciiTheme="minorHAnsi" w:eastAsiaTheme="minorHAnsi" w:hAnsiTheme="minorHAnsi" w:cstheme="minorHAnsi"/>
           <w:sz w:val="20"/>
           <w:szCs w:val="20"/>
           <w:b w:val="1"/>
@@ -396,7 +396,7 @@
       </w:r>
       <w:r>
         <w:rPr>
-          <w:rFonts w:ascii="Arial" w:hAnsi="Arial" w:eastAsia="Arial" w:cs="Arial"/>
+          <w:rFonts w:asciiTheme="minorHAnsi" w:eastAsiaTheme="minorHAnsi" w:hAnsiTheme="minorHAnsi" w:cstheme="minorHAnsi"/>
           <w:sz w:val="20"/>
           <w:szCs w:val="20"/>
         </w:rPr>
@@ -404,7 +404,7 @@
       </w:r>
       <w:r>
         <w:rPr>
-          <w:rFonts w:ascii="Arial" w:hAnsi="Arial" w:eastAsia="Arial" w:cs="Arial"/>
+          <w:rFonts w:asciiTheme="minorHAnsi" w:eastAsiaTheme="minorHAnsi" w:hAnsiTheme="minorHAnsi" w:cstheme="minorHAnsi"/>
           <w:sz w:val="20"/>
           <w:szCs w:val="20"/>
           <w:b w:val="1"/>
@@ -414,7 +414,7 @@
       </w:r>
       <w:r>
         <w:rPr>
-          <w:rFonts w:ascii="Arial" w:hAnsi="Arial" w:eastAsia="Arial" w:cs="Arial"/>
+          <w:rFonts w:asciiTheme="minorHAnsi" w:eastAsiaTheme="minorHAnsi" w:hAnsiTheme="minorHAnsi" w:cstheme="minorHAnsi"/>
           <w:sz w:val="20"/>
           <w:szCs w:val="20"/>
         </w:rPr>
@@ -422,7 +422,7 @@
       </w:r>
       <w:r>
         <w:rPr>
-          <w:rFonts w:ascii="Arial" w:hAnsi="Arial" w:eastAsia="Arial" w:cs="Arial"/>
+          <w:rFonts w:asciiTheme="minorHAnsi" w:eastAsiaTheme="minorHAnsi" w:hAnsiTheme="minorHAnsi" w:cstheme="minorHAnsi"/>
           <w:sz w:val="20"/>
           <w:szCs w:val="20"/>
           <w:b w:val="1"/>
@@ -432,7 +432,7 @@
       </w:r>
       <w:r>
         <w:rPr>
-          <w:rFonts w:ascii="Arial" w:hAnsi="Arial" w:eastAsia="Arial" w:cs="Arial"/>
+          <w:rFonts w:asciiTheme="minorHAnsi" w:eastAsiaTheme="minorHAnsi" w:hAnsiTheme="minorHAnsi" w:cstheme="minorHAnsi"/>
           <w:sz w:val="20"/>
           <w:szCs w:val="20"/>
         </w:rPr>
@@ -440,7 +440,7 @@
       </w:r>
       <w:r>
         <w:rPr>
-          <w:rFonts w:ascii="Arial" w:hAnsi="Arial" w:eastAsia="Arial" w:cs="Arial"/>
+          <w:rFonts w:asciiTheme="minorHAnsi" w:eastAsiaTheme="minorHAnsi" w:hAnsiTheme="minorHAnsi" w:cstheme="minorHAnsi"/>
           <w:sz w:val="20"/>
           <w:szCs w:val="20"/>
           <w:b w:val="1"/>
@@ -450,7 +450,7 @@
       </w:r>
       <w:r>
         <w:rPr>
-          <w:rFonts w:ascii="Arial" w:hAnsi="Arial" w:eastAsia="Arial" w:cs="Arial"/>
+          <w:rFonts w:asciiTheme="minorHAnsi" w:eastAsiaTheme="minorHAnsi" w:hAnsiTheme="minorHAnsi" w:cstheme="minorHAnsi"/>
           <w:sz w:val="20"/>
           <w:szCs w:val="20"/>
         </w:rPr>
@@ -458,7 +458,7 @@
       </w:r>
       <w:r>
         <w:rPr>
-          <w:rFonts w:ascii="Arial" w:hAnsi="Arial" w:eastAsia="Arial" w:cs="Arial"/>
+          <w:rFonts w:asciiTheme="minorHAnsi" w:eastAsiaTheme="minorHAnsi" w:hAnsiTheme="minorHAnsi" w:cstheme="minorHAnsi"/>
           <w:sz w:val="20"/>
           <w:szCs w:val="20"/>
           <w:b w:val="1"/>
@@ -468,7 +468,7 @@
       </w:r>
       <w:r>
         <w:rPr>
-          <w:rFonts w:ascii="Arial" w:hAnsi="Arial" w:eastAsia="Arial" w:cs="Arial"/>
+          <w:rFonts w:asciiTheme="minorHAnsi" w:eastAsiaTheme="minorHAnsi" w:hAnsiTheme="minorHAnsi" w:cstheme="minorHAnsi"/>
           <w:sz w:val="20"/>
           <w:szCs w:val="20"/>
         </w:rPr>
@@ -476,7 +476,7 @@
       </w:r>
       <w:r>
         <w:rPr>
-          <w:rFonts w:ascii="Arial" w:hAnsi="Arial" w:eastAsia="Arial" w:cs="Arial"/>
+          <w:rFonts w:asciiTheme="minorHAnsi" w:eastAsiaTheme="minorHAnsi" w:hAnsiTheme="minorHAnsi" w:cstheme="minorHAnsi"/>
           <w:sz w:val="20"/>
           <w:szCs w:val="20"/>
           <w:b w:val="1"/>
@@ -486,7 +486,7 @@
       </w:r>
       <w:r>
         <w:rPr>
-          <w:rFonts w:ascii="Arial" w:hAnsi="Arial" w:eastAsia="Arial" w:cs="Arial"/>
+          <w:rFonts w:asciiTheme="minorHAnsi" w:eastAsiaTheme="minorHAnsi" w:hAnsiTheme="minorHAnsi" w:cstheme="minorHAnsi"/>
           <w:sz w:val="20"/>
           <w:szCs w:val="20"/>
         </w:rPr>
@@ -494,7 +494,7 @@
       </w:r>
       <w:r>
         <w:rPr>
-          <w:rFonts w:ascii="Arial" w:hAnsi="Arial" w:eastAsia="Arial" w:cs="Arial"/>
+          <w:rFonts w:asciiTheme="minorHAnsi" w:eastAsiaTheme="minorHAnsi" w:hAnsiTheme="minorHAnsi" w:cstheme="minorHAnsi"/>
           <w:sz w:val="20"/>
           <w:szCs w:val="20"/>
           <w:b w:val="1"/>
@@ -504,7 +504,7 @@
       </w:r>
       <w:r>
         <w:rPr>
-          <w:rFonts w:ascii="Arial" w:hAnsi="Arial" w:eastAsia="Arial" w:cs="Arial"/>
+          <w:rFonts w:asciiTheme="minorHAnsi" w:eastAsiaTheme="minorHAnsi" w:hAnsiTheme="minorHAnsi" w:cstheme="minorHAnsi"/>
           <w:sz w:val="20"/>
           <w:szCs w:val="20"/>
         </w:rPr>
@@ -512,7 +512,7 @@
       </w:r>
       <w:r>
         <w:rPr>
-          <w:rFonts w:ascii="Arial" w:hAnsi="Arial" w:eastAsia="Arial" w:cs="Arial"/>
+          <w:rFonts w:asciiTheme="minorHAnsi" w:eastAsiaTheme="minorHAnsi" w:hAnsiTheme="minorHAnsi" w:cstheme="minorHAnsi"/>
           <w:sz w:val="20"/>
           <w:szCs w:val="20"/>
           <w:b w:val="1"/>
@@ -522,7 +522,7 @@
       </w:r>
       <w:r>
         <w:rPr>
-          <w:rFonts w:ascii="Arial" w:hAnsi="Arial" w:eastAsia="Arial" w:cs="Arial"/>
+          <w:rFonts w:asciiTheme="minorHAnsi" w:eastAsiaTheme="minorHAnsi" w:hAnsiTheme="minorHAnsi" w:cstheme="minorHAnsi"/>
           <w:sz w:val="20"/>
           <w:szCs w:val="20"/>
         </w:rPr>
@@ -530,7 +530,7 @@
       </w:r>
       <w:r>
         <w:rPr>
-          <w:rFonts w:ascii="Arial" w:hAnsi="Arial" w:eastAsia="Arial" w:cs="Arial"/>
+          <w:rFonts w:asciiTheme="minorHAnsi" w:eastAsiaTheme="minorHAnsi" w:hAnsiTheme="minorHAnsi" w:cstheme="minorHAnsi"/>
           <w:sz w:val="20"/>
           <w:szCs w:val="20"/>
           <w:b w:val="1"/>
@@ -540,7 +540,7 @@
       </w:r>
       <w:r>
         <w:rPr>
-          <w:rFonts w:ascii="Arial" w:hAnsi="Arial" w:eastAsia="Arial" w:cs="Arial"/>
+          <w:rFonts w:asciiTheme="minorHAnsi" w:eastAsiaTheme="minorHAnsi" w:hAnsiTheme="minorHAnsi" w:cstheme="minorHAnsi"/>
           <w:sz w:val="20"/>
           <w:szCs w:val="20"/>
         </w:rPr>
@@ -548,126 +548,126 @@
       </w:r>
       <w:r>
         <w:rPr>
-          <w:rFonts w:ascii="Arial" w:hAnsi="Arial" w:eastAsia="Arial" w:cs="Arial"/>
-          <w:sz w:val="20"/>
-          <w:szCs w:val="20"/>
-        </w:rPr>
-      </w:r>
-      <w:r>
-        <w:rPr>
-          <w:rFonts w:ascii="Arial" w:hAnsi="Arial" w:eastAsia="Arial" w:cs="Arial"/>
-          <w:sz w:val="20"/>
-          <w:szCs w:val="20"/>
-        </w:rPr>
-      </w:r>
-      <w:r>
-        <w:rPr>
-          <w:rFonts w:ascii="Arial" w:hAnsi="Arial" w:eastAsia="Arial" w:cs="Arial"/>
-          <w:sz w:val="20"/>
-          <w:szCs w:val="20"/>
-        </w:rPr>
-      </w:r>
-      <w:r>
-        <w:rPr>
-          <w:rFonts w:ascii="Arial" w:hAnsi="Arial" w:eastAsia="Arial" w:cs="Arial"/>
-          <w:sz w:val="20"/>
-          <w:szCs w:val="20"/>
-        </w:rPr>
-      </w:r>
-      <w:r>
-        <w:rPr>
-          <w:rFonts w:ascii="Arial" w:hAnsi="Arial" w:eastAsia="Arial" w:cs="Arial"/>
-          <w:sz w:val="20"/>
-          <w:szCs w:val="20"/>
-        </w:rPr>
-      </w:r>
-      <w:r>
-        <w:rPr>
-          <w:rFonts w:ascii="Arial" w:hAnsi="Arial" w:eastAsia="Arial" w:cs="Arial"/>
-          <w:sz w:val="20"/>
-          <w:szCs w:val="20"/>
-        </w:rPr>
-      </w:r>
-      <w:r>
-        <w:rPr>
-          <w:rFonts w:ascii="Arial" w:hAnsi="Arial" w:eastAsia="Arial" w:cs="Arial"/>
-          <w:sz w:val="20"/>
-          <w:szCs w:val="20"/>
-        </w:rPr>
-      </w:r>
-      <w:r>
-        <w:rPr>
-          <w:rFonts w:ascii="Arial" w:hAnsi="Arial" w:eastAsia="Arial" w:cs="Arial"/>
-          <w:sz w:val="20"/>
-          <w:szCs w:val="20"/>
-        </w:rPr>
-      </w:r>
-      <w:r>
-        <w:rPr>
-          <w:rFonts w:ascii="Arial" w:hAnsi="Arial" w:eastAsia="Arial" w:cs="Arial"/>
-          <w:sz w:val="20"/>
-          <w:szCs w:val="20"/>
-        </w:rPr>
-      </w:r>
-      <w:r>
-        <w:rPr>
-          <w:rFonts w:asciiTheme="minorHAnsi" w:hAnsiTheme="minorHAnsi" w:cstheme="minorHAnsi" w:ascii="Arial" w:hAnsi="Arial" w:eastAsia="Arial" w:cs="Arial"/>
-          <w:sz w:val="20"/>
-          <w:szCs w:val="20"/>
-        </w:rPr>
-      </w:r>
-      <w:r>
-        <w:rPr>
-          <w:rFonts w:asciiTheme="minorHAnsi" w:hAnsiTheme="minorHAnsi" w:cstheme="minorHAnsi" w:ascii="Arial" w:hAnsi="Arial" w:eastAsia="Arial" w:cs="Arial"/>
-          <w:sz w:val="20"/>
-          <w:szCs w:val="20"/>
-        </w:rPr>
-      </w:r>
-      <w:r>
-        <w:rPr>
-          <w:rFonts w:ascii="Arial" w:hAnsi="Arial" w:eastAsia="Arial" w:cs="Arial"/>
-          <w:sz w:val="20"/>
-          <w:szCs w:val="20"/>
-        </w:rPr>
-      </w:r>
-      <w:r>
-        <w:rPr>
-          <w:rFonts w:ascii="Arial" w:hAnsi="Arial" w:eastAsia="Arial" w:cs="Arial"/>
-          <w:sz w:val="20"/>
-          <w:szCs w:val="20"/>
-        </w:rPr>
-      </w:r>
-      <w:r>
-        <w:rPr>
-          <w:rFonts w:ascii="Arial" w:hAnsi="Arial" w:eastAsia="Arial" w:cs="Arial"/>
-          <w:sz w:val="20"/>
-          <w:szCs w:val="20"/>
-        </w:rPr>
-      </w:r>
-      <w:r>
-        <w:rPr>
-          <w:rFonts w:ascii="Arial" w:hAnsi="Arial" w:eastAsia="Arial" w:cs="Arial"/>
-          <w:sz w:val="20"/>
-          <w:szCs w:val="20"/>
-        </w:rPr>
-      </w:r>
-      <w:r>
-        <w:rPr>
-          <w:rFonts w:ascii="Arial" w:hAnsi="Arial" w:eastAsia="Arial" w:cs="Arial"/>
-          <w:sz w:val="20"/>
-          <w:szCs w:val="20"/>
-        </w:rPr>
-      </w:r>
-      <w:r>
-        <w:rPr>
-          <w:rFonts w:ascii="Arial" w:hAnsi="Arial" w:eastAsia="Arial" w:cs="Arial"/>
-          <w:sz w:val="20"/>
-          <w:szCs w:val="20"/>
-        </w:rPr>
-      </w:r>
-      <w:r>
-        <w:rPr>
-          <w:rFonts w:ascii="Arial" w:hAnsi="Arial" w:eastAsia="Arial" w:cs="Arial"/>
+          <w:rFonts w:asciiTheme="minorHAnsi" w:eastAsiaTheme="minorHAnsi" w:hAnsiTheme="minorHAnsi" w:cstheme="minorHAnsi"/>
+          <w:sz w:val="20"/>
+          <w:szCs w:val="20"/>
+        </w:rPr>
+      </w:r>
+      <w:r>
+        <w:rPr>
+          <w:rFonts w:asciiTheme="minorHAnsi" w:eastAsiaTheme="minorHAnsi" w:hAnsiTheme="minorHAnsi" w:cstheme="minorHAnsi"/>
+          <w:sz w:val="20"/>
+          <w:szCs w:val="20"/>
+        </w:rPr>
+      </w:r>
+      <w:r>
+        <w:rPr>
+          <w:rFonts w:asciiTheme="minorHAnsi" w:eastAsiaTheme="minorHAnsi" w:hAnsiTheme="minorHAnsi" w:cstheme="minorHAnsi"/>
+          <w:sz w:val="20"/>
+          <w:szCs w:val="20"/>
+        </w:rPr>
+      </w:r>
+      <w:r>
+        <w:rPr>
+          <w:rFonts w:asciiTheme="minorHAnsi" w:eastAsiaTheme="minorHAnsi" w:hAnsiTheme="minorHAnsi" w:cstheme="minorHAnsi"/>
+          <w:sz w:val="20"/>
+          <w:szCs w:val="20"/>
+        </w:rPr>
+      </w:r>
+      <w:r>
+        <w:rPr>
+          <w:rFonts w:asciiTheme="minorHAnsi" w:eastAsiaTheme="minorHAnsi" w:hAnsiTheme="minorHAnsi" w:cstheme="minorHAnsi"/>
+          <w:sz w:val="20"/>
+          <w:szCs w:val="20"/>
+        </w:rPr>
+      </w:r>
+      <w:r>
+        <w:rPr>
+          <w:rFonts w:asciiTheme="minorHAnsi" w:eastAsiaTheme="minorHAnsi" w:hAnsiTheme="minorHAnsi" w:cstheme="minorHAnsi"/>
+          <w:sz w:val="20"/>
+          <w:szCs w:val="20"/>
+        </w:rPr>
+      </w:r>
+      <w:r>
+        <w:rPr>
+          <w:rFonts w:asciiTheme="minorHAnsi" w:eastAsiaTheme="minorHAnsi" w:hAnsiTheme="minorHAnsi" w:cstheme="minorHAnsi"/>
+          <w:sz w:val="20"/>
+          <w:szCs w:val="20"/>
+        </w:rPr>
+      </w:r>
+      <w:r>
+        <w:rPr>
+          <w:rFonts w:asciiTheme="minorHAnsi" w:eastAsiaTheme="minorHAnsi" w:hAnsiTheme="minorHAnsi" w:cstheme="minorHAnsi"/>
+          <w:sz w:val="20"/>
+          <w:szCs w:val="20"/>
+        </w:rPr>
+      </w:r>
+      <w:r>
+        <w:rPr>
+          <w:rFonts w:asciiTheme="minorHAnsi" w:eastAsiaTheme="minorHAnsi" w:hAnsiTheme="minorHAnsi" w:cstheme="minorHAnsi"/>
+          <w:sz w:val="20"/>
+          <w:szCs w:val="20"/>
+        </w:rPr>
+      </w:r>
+      <w:r>
+        <w:rPr>
+          <w:rFonts w:asciiTheme="minorHAnsi" w:eastAsiaTheme="minorHAnsi" w:hAnsiTheme="minorHAnsi" w:cstheme="minorHAnsi"/>
+          <w:sz w:val="20"/>
+          <w:szCs w:val="20"/>
+        </w:rPr>
+      </w:r>
+      <w:r>
+        <w:rPr>
+          <w:rFonts w:asciiTheme="minorHAnsi" w:eastAsiaTheme="minorHAnsi" w:hAnsiTheme="minorHAnsi" w:cstheme="minorHAnsi"/>
+          <w:sz w:val="20"/>
+          <w:szCs w:val="20"/>
+        </w:rPr>
+      </w:r>
+      <w:r>
+        <w:rPr>
+          <w:rFonts w:asciiTheme="minorHAnsi" w:eastAsiaTheme="minorHAnsi" w:hAnsiTheme="minorHAnsi" w:cstheme="minorHAnsi"/>
+          <w:sz w:val="20"/>
+          <w:szCs w:val="20"/>
+        </w:rPr>
+      </w:r>
+      <w:r>
+        <w:rPr>
+          <w:rFonts w:asciiTheme="minorHAnsi" w:eastAsiaTheme="minorHAnsi" w:hAnsiTheme="minorHAnsi" w:cstheme="minorHAnsi"/>
+          <w:sz w:val="20"/>
+          <w:szCs w:val="20"/>
+        </w:rPr>
+      </w:r>
+      <w:r>
+        <w:rPr>
+          <w:rFonts w:asciiTheme="minorHAnsi" w:eastAsiaTheme="minorHAnsi" w:hAnsiTheme="minorHAnsi" w:cstheme="minorHAnsi"/>
+          <w:sz w:val="20"/>
+          <w:szCs w:val="20"/>
+        </w:rPr>
+      </w:r>
+      <w:r>
+        <w:rPr>
+          <w:rFonts w:asciiTheme="minorHAnsi" w:eastAsiaTheme="minorHAnsi" w:hAnsiTheme="minorHAnsi" w:cstheme="minorHAnsi"/>
+          <w:sz w:val="20"/>
+          <w:szCs w:val="20"/>
+        </w:rPr>
+      </w:r>
+      <w:r>
+        <w:rPr>
+          <w:rFonts w:asciiTheme="minorHAnsi" w:eastAsiaTheme="minorHAnsi" w:hAnsiTheme="minorHAnsi" w:cstheme="minorHAnsi"/>
+          <w:sz w:val="20"/>
+          <w:szCs w:val="20"/>
+        </w:rPr>
+      </w:r>
+      <w:r>
+        <w:rPr>
+          <w:rFonts w:asciiTheme="minorHAnsi" w:eastAsiaTheme="minorHAnsi" w:hAnsiTheme="minorHAnsi" w:cstheme="minorHAnsi"/>
+          <w:sz w:val="20"/>
+          <w:szCs w:val="20"/>
+        </w:rPr>
+      </w:r>
+      <w:r>
+        <w:rPr>
+          <w:rFonts w:asciiTheme="minorHAnsi" w:eastAsiaTheme="minorHAnsi" w:hAnsiTheme="minorHAnsi" w:cstheme="minorHAnsi"/>
           <w:sz w:val="20"/>
           <w:szCs w:val="20"/>
         </w:rPr>
@@ -675,14 +675,14 @@
       <w:bookmarkStart w:id="0" w:name="_Hlk190705095"/>
       <w:r>
         <w:rPr>
-          <w:rFonts w:ascii="Arial" w:hAnsi="Arial" w:eastAsia="Arial" w:cs="Arial"/>
-          <w:sz w:val="20"/>
-          <w:szCs w:val="20"/>
-        </w:rPr>
-      </w:r>
-      <w:r>
-        <w:rPr>
-          <w:rFonts w:ascii="Arial" w:hAnsi="Arial" w:eastAsia="Arial" w:cs="Arial"/>
+          <w:rFonts w:asciiTheme="minorHAnsi" w:eastAsiaTheme="minorHAnsi" w:hAnsiTheme="minorHAnsi" w:cstheme="minorHAnsi"/>
+          <w:sz w:val="20"/>
+          <w:szCs w:val="20"/>
+        </w:rPr>
+      </w:r>
+      <w:r>
+        <w:rPr>
+          <w:rFonts w:asciiTheme="minorHAnsi" w:eastAsiaTheme="minorHAnsi" w:hAnsiTheme="minorHAnsi" w:cstheme="minorHAnsi"/>
           <w:sz w:val="20"/>
           <w:szCs w:val="20"/>
         </w:rPr>
@@ -690,7 +690,7 @@
       <w:proofErr w:type="spellStart"/>
       <w:r>
         <w:rPr>
-          <w:rFonts w:ascii="Arial" w:hAnsi="Arial" w:eastAsia="Arial" w:cs="Arial"/>
+          <w:rFonts w:asciiTheme="minorHAnsi" w:eastAsiaTheme="minorHAnsi" w:hAnsiTheme="minorHAnsi" w:cstheme="minorHAnsi"/>
           <w:sz w:val="20"/>
           <w:szCs w:val="20"/>
         </w:rPr>
@@ -698,28 +698,28 @@
       <w:proofErr w:type="spellEnd"/>
       <w:r>
         <w:rPr>
-          <w:rFonts w:ascii="Arial" w:hAnsi="Arial" w:eastAsia="Arial" w:cs="Arial"/>
-          <w:sz w:val="20"/>
-          <w:szCs w:val="20"/>
-        </w:rPr>
-      </w:r>
-      <w:r>
-        <w:rPr>
-          <w:rFonts w:ascii="Arial" w:hAnsi="Arial" w:eastAsia="Arial" w:cs="Arial"/>
-          <w:sz w:val="20"/>
-          <w:szCs w:val="20"/>
-        </w:rPr>
-      </w:r>
-      <w:r>
-        <w:rPr>
-          <w:rFonts w:ascii="Arial" w:hAnsi="Arial" w:eastAsia="Arial" w:cs="Arial"/>
-          <w:sz w:val="20"/>
-          <w:szCs w:val="20"/>
-        </w:rPr>
-      </w:r>
-      <w:r>
-        <w:rPr>
-          <w:rFonts w:ascii="Arial" w:hAnsi="Arial" w:eastAsia="Arial" w:cs="Arial"/>
+          <w:rFonts w:asciiTheme="minorHAnsi" w:eastAsiaTheme="minorHAnsi" w:hAnsiTheme="minorHAnsi" w:cstheme="minorHAnsi"/>
+          <w:sz w:val="20"/>
+          <w:szCs w:val="20"/>
+        </w:rPr>
+      </w:r>
+      <w:r>
+        <w:rPr>
+          <w:rFonts w:asciiTheme="minorHAnsi" w:eastAsiaTheme="minorHAnsi" w:hAnsiTheme="minorHAnsi" w:cstheme="minorHAnsi"/>
+          <w:sz w:val="20"/>
+          <w:szCs w:val="20"/>
+        </w:rPr>
+      </w:r>
+      <w:r>
+        <w:rPr>
+          <w:rFonts w:asciiTheme="minorHAnsi" w:eastAsiaTheme="minorHAnsi" w:hAnsiTheme="minorHAnsi" w:cstheme="minorHAnsi"/>
+          <w:sz w:val="20"/>
+          <w:szCs w:val="20"/>
+        </w:rPr>
+      </w:r>
+      <w:r>
+        <w:rPr>
+          <w:rFonts w:asciiTheme="minorHAnsi" w:eastAsiaTheme="minorHAnsi" w:hAnsiTheme="minorHAnsi" w:cstheme="minorHAnsi"/>
           <w:sz w:val="20"/>
           <w:szCs w:val="20"/>
         </w:rPr>
@@ -727,7 +727,7 @@
       <w:bookmarkEnd w:id="0"/>
       <w:r>
         <w:rPr>
-          <w:rFonts w:ascii="Arial" w:hAnsi="Arial" w:eastAsia="Arial" w:cs="Arial"/>
+          <w:rFonts w:asciiTheme="minorHAnsi" w:eastAsiaTheme="minorHAnsi" w:hAnsiTheme="minorHAnsi" w:cstheme="minorHAnsi"/>
           <w:sz w:val="20"/>
           <w:szCs w:val="20"/>
         </w:rPr>
@@ -735,7 +735,7 @@
       <w:proofErr w:type="spellStart"/>
       <w:r>
         <w:rPr>
-          <w:rFonts w:ascii="Arial" w:hAnsi="Arial" w:eastAsia="Arial" w:cs="Arial"/>
+          <w:rFonts w:asciiTheme="minorHAnsi" w:eastAsiaTheme="minorHAnsi" w:hAnsiTheme="minorHAnsi" w:cstheme="minorHAnsi"/>
           <w:sz w:val="20"/>
           <w:szCs w:val="20"/>
         </w:rPr>
@@ -743,147 +743,147 @@
       <w:proofErr w:type="spellEnd"/>
       <w:r>
         <w:rPr>
-          <w:rFonts w:ascii="Arial" w:hAnsi="Arial" w:eastAsia="Arial" w:cs="Arial"/>
-          <w:sz w:val="20"/>
-          <w:szCs w:val="20"/>
-        </w:rPr>
-      </w:r>
-      <w:r>
-        <w:rPr>
-          <w:rFonts w:ascii="Arial" w:hAnsi="Arial" w:eastAsia="Arial" w:cs="Arial"/>
-          <w:sz w:val="20"/>
-          <w:szCs w:val="20"/>
-        </w:rPr>
-      </w:r>
-      <w:r>
-        <w:rPr>
-          <w:rFonts w:ascii="Arial" w:hAnsi="Arial" w:eastAsia="Arial" w:cs="Arial"/>
-          <w:sz w:val="20"/>
-          <w:szCs w:val="20"/>
-        </w:rPr>
-      </w:r>
-      <w:r>
-        <w:rPr>
-          <w:rFonts w:ascii="Arial" w:hAnsi="Arial" w:eastAsia="Arial" w:cs="Arial"/>
-          <w:sz w:val="20"/>
-          <w:szCs w:val="20"/>
-        </w:rPr>
-      </w:r>
-      <w:r>
-        <w:rPr>
-          <w:rFonts w:ascii="Arial" w:hAnsi="Arial" w:eastAsia="Arial" w:cs="Arial"/>
-          <w:sz w:val="20"/>
-          <w:szCs w:val="20"/>
-        </w:rPr>
-      </w:r>
-      <w:r>
-        <w:rPr>
-          <w:rFonts w:ascii="Arial" w:hAnsi="Arial" w:eastAsia="Arial" w:cs="Arial"/>
-          <w:sz w:val="20"/>
-          <w:szCs w:val="20"/>
-        </w:rPr>
-      </w:r>
-      <w:r>
-        <w:rPr>
-          <w:rFonts w:ascii="Arial" w:hAnsi="Arial" w:eastAsia="Arial" w:cs="Arial"/>
-          <w:sz w:val="20"/>
-          <w:szCs w:val="20"/>
-        </w:rPr>
-      </w:r>
-      <w:r>
-        <w:rPr>
-          <w:rFonts w:ascii="Arial" w:hAnsi="Arial" w:eastAsia="Arial" w:cs="Arial"/>
-          <w:sz w:val="20"/>
-          <w:szCs w:val="20"/>
-        </w:rPr>
-      </w:r>
-      <w:r>
-        <w:rPr>
-          <w:rFonts w:ascii="Arial" w:hAnsi="Arial" w:eastAsia="Arial" w:cs="Arial"/>
-          <w:sz w:val="20"/>
-          <w:szCs w:val="20"/>
-        </w:rPr>
-      </w:r>
-      <w:r>
-        <w:rPr>
-          <w:rFonts w:ascii="Arial" w:hAnsi="Arial" w:eastAsia="Arial" w:cs="Arial"/>
-          <w:sz w:val="20"/>
-          <w:szCs w:val="20"/>
-        </w:rPr>
-      </w:r>
-      <w:r>
-        <w:rPr>
-          <w:rFonts w:ascii="Arial" w:hAnsi="Arial" w:eastAsia="Arial" w:cs="Arial"/>
-          <w:sz w:val="20"/>
-          <w:szCs w:val="20"/>
-        </w:rPr>
-      </w:r>
-      <w:r>
-        <w:rPr>
-          <w:rFonts w:ascii="Arial" w:hAnsi="Arial" w:eastAsia="Arial" w:cs="Arial"/>
-          <w:sz w:val="20"/>
-          <w:szCs w:val="20"/>
-        </w:rPr>
-      </w:r>
-      <w:r>
-        <w:rPr>
-          <w:rFonts w:ascii="Arial" w:hAnsi="Arial" w:eastAsia="Arial" w:cs="Arial"/>
-          <w:sz w:val="20"/>
-          <w:szCs w:val="20"/>
-        </w:rPr>
-      </w:r>
-      <w:r>
-        <w:rPr>
-          <w:rFonts w:ascii="Arial" w:hAnsi="Arial" w:eastAsia="Arial" w:cs="Arial"/>
-          <w:sz w:val="20"/>
-          <w:szCs w:val="20"/>
-        </w:rPr>
-      </w:r>
-      <w:r>
-        <w:rPr>
-          <w:rFonts w:ascii="Arial" w:hAnsi="Arial" w:eastAsia="Arial" w:cs="Arial"/>
-          <w:sz w:val="20"/>
-          <w:szCs w:val="20"/>
-        </w:rPr>
-      </w:r>
-      <w:r>
-        <w:rPr>
-          <w:rFonts w:ascii="Arial" w:hAnsi="Arial" w:eastAsia="Arial" w:cs="Arial"/>
-          <w:sz w:val="20"/>
-          <w:szCs w:val="20"/>
-        </w:rPr>
-      </w:r>
-      <w:r>
-        <w:rPr>
-          <w:rFonts w:ascii="Arial" w:hAnsi="Arial" w:eastAsia="Arial" w:cs="Arial"/>
-          <w:sz w:val="20"/>
-          <w:szCs w:val="20"/>
-        </w:rPr>
-      </w:r>
-      <w:r>
-        <w:rPr>
-          <w:rFonts w:ascii="Arial" w:hAnsi="Arial" w:eastAsia="Arial" w:cs="Arial"/>
-          <w:sz w:val="20"/>
-          <w:szCs w:val="20"/>
-        </w:rPr>
-      </w:r>
-      <w:r>
-        <w:rPr>
-          <w:rFonts w:ascii="Arial" w:hAnsi="Arial" w:eastAsia="Arial" w:cs="Arial"/>
-          <w:sz w:val="20"/>
-          <w:szCs w:val="20"/>
-        </w:rPr>
-      </w:r>
-      <w:r>
-        <w:rPr>
-          <w:rFonts w:ascii="Arial" w:hAnsi="Arial" w:eastAsia="Arial" w:cs="Arial"/>
-          <w:sz w:val="20"/>
-          <w:szCs w:val="20"/>
-        </w:rPr>
-      </w:r>
-      <w:r>
-        <w:rPr>
-          <w:rFonts w:ascii="Arial" w:hAnsi="Arial" w:eastAsia="Arial" w:cs="Arial"/>
+          <w:rFonts w:asciiTheme="minorHAnsi" w:eastAsiaTheme="minorHAnsi" w:hAnsiTheme="minorHAnsi" w:cstheme="minorHAnsi"/>
+          <w:sz w:val="20"/>
+          <w:szCs w:val="20"/>
+        </w:rPr>
+      </w:r>
+      <w:r>
+        <w:rPr>
+          <w:rFonts w:asciiTheme="minorHAnsi" w:eastAsiaTheme="minorHAnsi" w:hAnsiTheme="minorHAnsi" w:cstheme="minorHAnsi"/>
+          <w:sz w:val="20"/>
+          <w:szCs w:val="20"/>
+        </w:rPr>
+      </w:r>
+      <w:r>
+        <w:rPr>
+          <w:rFonts w:asciiTheme="minorHAnsi" w:eastAsiaTheme="minorHAnsi" w:hAnsiTheme="minorHAnsi" w:cstheme="minorHAnsi"/>
+          <w:sz w:val="20"/>
+          <w:szCs w:val="20"/>
+        </w:rPr>
+      </w:r>
+      <w:r>
+        <w:rPr>
+          <w:rFonts w:asciiTheme="minorHAnsi" w:eastAsiaTheme="minorHAnsi" w:hAnsiTheme="minorHAnsi" w:cstheme="minorHAnsi"/>
+          <w:sz w:val="20"/>
+          <w:szCs w:val="20"/>
+        </w:rPr>
+      </w:r>
+      <w:r>
+        <w:rPr>
+          <w:rFonts w:asciiTheme="minorHAnsi" w:eastAsiaTheme="minorHAnsi" w:hAnsiTheme="minorHAnsi" w:cstheme="minorHAnsi"/>
+          <w:sz w:val="20"/>
+          <w:szCs w:val="20"/>
+        </w:rPr>
+      </w:r>
+      <w:r>
+        <w:rPr>
+          <w:rFonts w:asciiTheme="minorHAnsi" w:eastAsiaTheme="minorHAnsi" w:hAnsiTheme="minorHAnsi" w:cstheme="minorHAnsi"/>
+          <w:sz w:val="20"/>
+          <w:szCs w:val="20"/>
+        </w:rPr>
+      </w:r>
+      <w:r>
+        <w:rPr>
+          <w:rFonts w:asciiTheme="minorHAnsi" w:eastAsiaTheme="minorHAnsi" w:hAnsiTheme="minorHAnsi" w:cstheme="minorHAnsi"/>
+          <w:sz w:val="20"/>
+          <w:szCs w:val="20"/>
+        </w:rPr>
+      </w:r>
+      <w:r>
+        <w:rPr>
+          <w:rFonts w:asciiTheme="minorHAnsi" w:eastAsiaTheme="minorHAnsi" w:hAnsiTheme="minorHAnsi" w:cstheme="minorHAnsi"/>
+          <w:sz w:val="20"/>
+          <w:szCs w:val="20"/>
+        </w:rPr>
+      </w:r>
+      <w:r>
+        <w:rPr>
+          <w:rFonts w:asciiTheme="minorHAnsi" w:eastAsiaTheme="minorHAnsi" w:hAnsiTheme="minorHAnsi" w:cstheme="minorHAnsi"/>
+          <w:sz w:val="20"/>
+          <w:szCs w:val="20"/>
+        </w:rPr>
+      </w:r>
+      <w:r>
+        <w:rPr>
+          <w:rFonts w:asciiTheme="minorHAnsi" w:eastAsiaTheme="minorHAnsi" w:hAnsiTheme="minorHAnsi" w:cstheme="minorHAnsi"/>
+          <w:sz w:val="20"/>
+          <w:szCs w:val="20"/>
+        </w:rPr>
+      </w:r>
+      <w:r>
+        <w:rPr>
+          <w:rFonts w:asciiTheme="minorHAnsi" w:eastAsiaTheme="minorHAnsi" w:hAnsiTheme="minorHAnsi" w:cstheme="minorHAnsi"/>
+          <w:sz w:val="20"/>
+          <w:szCs w:val="20"/>
+        </w:rPr>
+      </w:r>
+      <w:r>
+        <w:rPr>
+          <w:rFonts w:asciiTheme="minorHAnsi" w:eastAsiaTheme="minorHAnsi" w:hAnsiTheme="minorHAnsi" w:cstheme="minorHAnsi"/>
+          <w:sz w:val="20"/>
+          <w:szCs w:val="20"/>
+        </w:rPr>
+      </w:r>
+      <w:r>
+        <w:rPr>
+          <w:rFonts w:asciiTheme="minorHAnsi" w:eastAsiaTheme="minorHAnsi" w:hAnsiTheme="minorHAnsi" w:cstheme="minorHAnsi"/>
+          <w:sz w:val="20"/>
+          <w:szCs w:val="20"/>
+        </w:rPr>
+      </w:r>
+      <w:r>
+        <w:rPr>
+          <w:rFonts w:asciiTheme="minorHAnsi" w:eastAsiaTheme="minorHAnsi" w:hAnsiTheme="minorHAnsi" w:cstheme="minorHAnsi"/>
+          <w:sz w:val="20"/>
+          <w:szCs w:val="20"/>
+        </w:rPr>
+      </w:r>
+      <w:r>
+        <w:rPr>
+          <w:rFonts w:asciiTheme="minorHAnsi" w:eastAsiaTheme="minorHAnsi" w:hAnsiTheme="minorHAnsi" w:cstheme="minorHAnsi"/>
+          <w:sz w:val="20"/>
+          <w:szCs w:val="20"/>
+        </w:rPr>
+      </w:r>
+      <w:r>
+        <w:rPr>
+          <w:rFonts w:asciiTheme="minorHAnsi" w:eastAsiaTheme="minorHAnsi" w:hAnsiTheme="minorHAnsi" w:cstheme="minorHAnsi"/>
+          <w:sz w:val="20"/>
+          <w:szCs w:val="20"/>
+        </w:rPr>
+      </w:r>
+      <w:r>
+        <w:rPr>
+          <w:rFonts w:asciiTheme="minorHAnsi" w:eastAsiaTheme="minorHAnsi" w:hAnsiTheme="minorHAnsi" w:cstheme="minorHAnsi"/>
+          <w:sz w:val="20"/>
+          <w:szCs w:val="20"/>
+        </w:rPr>
+      </w:r>
+      <w:r>
+        <w:rPr>
+          <w:rFonts w:asciiTheme="minorHAnsi" w:eastAsiaTheme="minorHAnsi" w:hAnsiTheme="minorHAnsi" w:cstheme="minorHAnsi"/>
+          <w:sz w:val="20"/>
+          <w:szCs w:val="20"/>
+        </w:rPr>
+      </w:r>
+      <w:r>
+        <w:rPr>
+          <w:rFonts w:asciiTheme="minorHAnsi" w:eastAsiaTheme="minorHAnsi" w:hAnsiTheme="minorHAnsi" w:cstheme="minorHAnsi"/>
+          <w:sz w:val="20"/>
+          <w:szCs w:val="20"/>
+        </w:rPr>
+      </w:r>
+      <w:r>
+        <w:rPr>
+          <w:rFonts w:asciiTheme="minorHAnsi" w:eastAsiaTheme="minorHAnsi" w:hAnsiTheme="minorHAnsi" w:cstheme="minorHAnsi"/>
+          <w:sz w:val="20"/>
+          <w:szCs w:val="20"/>
+        </w:rPr>
+      </w:r>
+      <w:r>
+        <w:rPr>
+          <w:rFonts w:asciiTheme="minorHAnsi" w:eastAsiaTheme="minorHAnsi" w:hAnsiTheme="minorHAnsi" w:cstheme="minorHAnsi"/>
           <w:sz w:val="20"/>
           <w:szCs w:val="20"/>
         </w:rPr>
@@ -891,14 +891,14 @@
       <w:proofErr w:type="gramStart"/>
       <w:r>
         <w:rPr>
-          <w:rFonts w:ascii="Arial" w:hAnsi="Arial" w:eastAsia="Arial" w:cs="Arial"/>
-          <w:sz w:val="20"/>
-          <w:szCs w:val="20"/>
-        </w:rPr>
-      </w:r>
-      <w:r>
-        <w:rPr>
-          <w:rFonts w:ascii="Arial" w:hAnsi="Arial" w:eastAsia="Arial" w:cs="Arial"/>
+          <w:rFonts w:asciiTheme="minorHAnsi" w:eastAsiaTheme="minorHAnsi" w:hAnsiTheme="minorHAnsi" w:cstheme="minorHAnsi"/>
+          <w:sz w:val="20"/>
+          <w:szCs w:val="20"/>
+        </w:rPr>
+      </w:r>
+      <w:r>
+        <w:rPr>
+          <w:rFonts w:asciiTheme="minorHAnsi" w:eastAsiaTheme="minorHAnsi" w:hAnsiTheme="minorHAnsi" w:cstheme="minorHAnsi"/>
           <w:sz w:val="20"/>
           <w:szCs w:val="20"/>
         </w:rPr>
@@ -906,105 +906,105 @@
       <w:proofErr w:type="gramEnd"/>
       <w:r>
         <w:rPr>
-          <w:rFonts w:ascii="Arial" w:hAnsi="Arial" w:eastAsia="Arial" w:cs="Arial"/>
-          <w:sz w:val="20"/>
-          <w:szCs w:val="20"/>
-        </w:rPr>
-      </w:r>
-      <w:r>
-        <w:rPr>
-          <w:rFonts w:ascii="Arial" w:hAnsi="Arial" w:eastAsia="Arial" w:cs="Arial"/>
-          <w:sz w:val="20"/>
-          <w:szCs w:val="20"/>
-        </w:rPr>
-      </w:r>
-      <w:r>
-        <w:rPr>
-          <w:rFonts w:ascii="Arial" w:hAnsi="Arial" w:eastAsia="Arial" w:cs="Arial"/>
-          <w:sz w:val="20"/>
-          <w:szCs w:val="20"/>
-        </w:rPr>
-      </w:r>
-      <w:r>
-        <w:rPr>
-          <w:rFonts w:ascii="Arial" w:hAnsi="Arial" w:eastAsia="Arial" w:cs="Arial"/>
-          <w:sz w:val="20"/>
-          <w:szCs w:val="20"/>
-        </w:rPr>
-      </w:r>
-      <w:r>
-        <w:rPr>
-          <w:rFonts w:ascii="Arial" w:hAnsi="Arial" w:eastAsia="Arial" w:cs="Arial"/>
-          <w:sz w:val="20"/>
-          <w:szCs w:val="20"/>
-        </w:rPr>
-      </w:r>
-      <w:r>
-        <w:rPr>
-          <w:rFonts w:ascii="Arial" w:hAnsi="Arial" w:eastAsia="Arial" w:cs="Arial"/>
-          <w:sz w:val="20"/>
-          <w:szCs w:val="20"/>
-        </w:rPr>
-      </w:r>
-      <w:r>
-        <w:rPr>
-          <w:rFonts w:ascii="Arial" w:hAnsi="Arial" w:eastAsia="Arial" w:cs="Arial"/>
-          <w:sz w:val="20"/>
-          <w:szCs w:val="20"/>
-        </w:rPr>
-      </w:r>
-      <w:r>
-        <w:rPr>
-          <w:rFonts w:ascii="Arial" w:hAnsi="Arial" w:eastAsia="Arial" w:cs="Arial"/>
-          <w:sz w:val="20"/>
-          <w:szCs w:val="20"/>
-        </w:rPr>
-      </w:r>
-      <w:r>
-        <w:rPr>
-          <w:rFonts w:ascii="Arial" w:hAnsi="Arial" w:eastAsia="Arial" w:cs="Arial"/>
-          <w:sz w:val="20"/>
-          <w:szCs w:val="20"/>
-        </w:rPr>
-      </w:r>
-      <w:r>
-        <w:rPr>
-          <w:rFonts w:ascii="Arial" w:hAnsi="Arial" w:eastAsia="Arial" w:cs="Arial"/>
-          <w:sz w:val="20"/>
-          <w:szCs w:val="20"/>
-        </w:rPr>
-      </w:r>
-      <w:r>
-        <w:rPr>
-          <w:rFonts w:ascii="Arial" w:hAnsi="Arial" w:eastAsia="Arial" w:cs="Arial"/>
-          <w:sz w:val="20"/>
-          <w:szCs w:val="20"/>
-        </w:rPr>
-      </w:r>
-      <w:r>
-        <w:rPr>
-          <w:rFonts w:ascii="Arial" w:hAnsi="Arial" w:eastAsia="Arial" w:cs="Arial"/>
-          <w:sz w:val="20"/>
-          <w:szCs w:val="20"/>
-        </w:rPr>
-      </w:r>
-      <w:r>
-        <w:rPr>
-          <w:rFonts w:ascii="Arial" w:hAnsi="Arial" w:eastAsia="Arial" w:cs="Arial"/>
-          <w:sz w:val="20"/>
-          <w:szCs w:val="20"/>
-        </w:rPr>
-      </w:r>
-      <w:r>
-        <w:rPr>
-          <w:rFonts w:ascii="Arial" w:hAnsi="Arial" w:eastAsia="Arial" w:cs="Arial"/>
-          <w:sz w:val="20"/>
-          <w:szCs w:val="20"/>
-        </w:rPr>
-      </w:r>
-      <w:r>
-        <w:rPr>
-          <w:rFonts w:ascii="Arial" w:hAnsi="Arial" w:eastAsia="Arial" w:cs="Arial"/>
+          <w:rFonts w:asciiTheme="minorHAnsi" w:eastAsiaTheme="minorHAnsi" w:hAnsiTheme="minorHAnsi" w:cstheme="minorHAnsi"/>
+          <w:sz w:val="20"/>
+          <w:szCs w:val="20"/>
+        </w:rPr>
+      </w:r>
+      <w:r>
+        <w:rPr>
+          <w:rFonts w:asciiTheme="minorHAnsi" w:eastAsiaTheme="minorHAnsi" w:hAnsiTheme="minorHAnsi" w:cstheme="minorHAnsi"/>
+          <w:sz w:val="20"/>
+          <w:szCs w:val="20"/>
+        </w:rPr>
+      </w:r>
+      <w:r>
+        <w:rPr>
+          <w:rFonts w:asciiTheme="minorHAnsi" w:eastAsiaTheme="minorHAnsi" w:hAnsiTheme="minorHAnsi" w:cstheme="minorHAnsi"/>
+          <w:sz w:val="20"/>
+          <w:szCs w:val="20"/>
+        </w:rPr>
+      </w:r>
+      <w:r>
+        <w:rPr>
+          <w:rFonts w:asciiTheme="minorHAnsi" w:eastAsiaTheme="minorHAnsi" w:hAnsiTheme="minorHAnsi" w:cstheme="minorHAnsi"/>
+          <w:sz w:val="20"/>
+          <w:szCs w:val="20"/>
+        </w:rPr>
+      </w:r>
+      <w:r>
+        <w:rPr>
+          <w:rFonts w:asciiTheme="minorHAnsi" w:eastAsiaTheme="minorHAnsi" w:hAnsiTheme="minorHAnsi" w:cstheme="minorHAnsi"/>
+          <w:sz w:val="20"/>
+          <w:szCs w:val="20"/>
+        </w:rPr>
+      </w:r>
+      <w:r>
+        <w:rPr>
+          <w:rFonts w:asciiTheme="minorHAnsi" w:eastAsiaTheme="minorHAnsi" w:hAnsiTheme="minorHAnsi" w:cstheme="minorHAnsi"/>
+          <w:sz w:val="20"/>
+          <w:szCs w:val="20"/>
+        </w:rPr>
+      </w:r>
+      <w:r>
+        <w:rPr>
+          <w:rFonts w:asciiTheme="minorHAnsi" w:eastAsiaTheme="minorHAnsi" w:hAnsiTheme="minorHAnsi" w:cstheme="minorHAnsi"/>
+          <w:sz w:val="20"/>
+          <w:szCs w:val="20"/>
+        </w:rPr>
+      </w:r>
+      <w:r>
+        <w:rPr>
+          <w:rFonts w:asciiTheme="minorHAnsi" w:eastAsiaTheme="minorHAnsi" w:hAnsiTheme="minorHAnsi" w:cstheme="minorHAnsi"/>
+          <w:sz w:val="20"/>
+          <w:szCs w:val="20"/>
+        </w:rPr>
+      </w:r>
+      <w:r>
+        <w:rPr>
+          <w:rFonts w:asciiTheme="minorHAnsi" w:eastAsiaTheme="minorHAnsi" w:hAnsiTheme="minorHAnsi" w:cstheme="minorHAnsi"/>
+          <w:sz w:val="20"/>
+          <w:szCs w:val="20"/>
+        </w:rPr>
+      </w:r>
+      <w:r>
+        <w:rPr>
+          <w:rFonts w:asciiTheme="minorHAnsi" w:eastAsiaTheme="minorHAnsi" w:hAnsiTheme="minorHAnsi" w:cstheme="minorHAnsi"/>
+          <w:sz w:val="20"/>
+          <w:szCs w:val="20"/>
+        </w:rPr>
+      </w:r>
+      <w:r>
+        <w:rPr>
+          <w:rFonts w:asciiTheme="minorHAnsi" w:eastAsiaTheme="minorHAnsi" w:hAnsiTheme="minorHAnsi" w:cstheme="minorHAnsi"/>
+          <w:sz w:val="20"/>
+          <w:szCs w:val="20"/>
+        </w:rPr>
+      </w:r>
+      <w:r>
+        <w:rPr>
+          <w:rFonts w:asciiTheme="minorHAnsi" w:eastAsiaTheme="minorHAnsi" w:hAnsiTheme="minorHAnsi" w:cstheme="minorHAnsi"/>
+          <w:sz w:val="20"/>
+          <w:szCs w:val="20"/>
+        </w:rPr>
+      </w:r>
+      <w:r>
+        <w:rPr>
+          <w:rFonts w:asciiTheme="minorHAnsi" w:eastAsiaTheme="minorHAnsi" w:hAnsiTheme="minorHAnsi" w:cstheme="minorHAnsi"/>
+          <w:sz w:val="20"/>
+          <w:szCs w:val="20"/>
+        </w:rPr>
+      </w:r>
+      <w:r>
+        <w:rPr>
+          <w:rFonts w:asciiTheme="minorHAnsi" w:eastAsiaTheme="minorHAnsi" w:hAnsiTheme="minorHAnsi" w:cstheme="minorHAnsi"/>
+          <w:sz w:val="20"/>
+          <w:szCs w:val="20"/>
+        </w:rPr>
+      </w:r>
+      <w:r>
+        <w:rPr>
+          <w:rFonts w:asciiTheme="minorHAnsi" w:eastAsiaTheme="minorHAnsi" w:hAnsiTheme="minorHAnsi" w:cstheme="minorHAnsi"/>
           <w:b/>
           <w:sz w:val="20"/>
           <w:szCs w:val="20"/>
@@ -1012,7 +1012,7 @@
       </w:r>
       <w:r>
         <w:rPr>
-          <w:rFonts w:ascii="Arial" w:hAnsi="Arial" w:eastAsia="Arial" w:cs="Arial"/>
+          <w:rFonts w:asciiTheme="minorHAnsi" w:eastAsiaTheme="minorHAnsi" w:hAnsiTheme="minorHAnsi" w:cstheme="minorHAnsi"/>
           <w:b/>
           <w:sz w:val="20"/>
           <w:szCs w:val="20"/>
@@ -1020,7 +1020,7 @@
       </w:r>
       <w:r>
         <w:rPr>
-          <w:rFonts w:ascii="Arial" w:hAnsi="Arial" w:eastAsia="Arial" w:cs="Arial"/>
+          <w:rFonts w:asciiTheme="minorHAnsi" w:eastAsiaTheme="minorHAnsi" w:hAnsiTheme="minorHAnsi" w:cstheme="minorHAnsi"/>
           <w:b/>
           <w:sz w:val="20"/>
           <w:szCs w:val="20"/>
@@ -1028,49 +1028,49 @@
       </w:r>
       <w:r>
         <w:rPr>
-          <w:rFonts w:ascii="Arial" w:hAnsi="Arial" w:eastAsia="Arial" w:cs="Arial"/>
-          <w:sz w:val="20"/>
-          <w:szCs w:val="20"/>
-        </w:rPr>
-      </w:r>
-      <w:r>
-        <w:rPr>
-          <w:rFonts w:ascii="Arial" w:hAnsi="Arial" w:eastAsia="Arial" w:cs="Arial"/>
-          <w:sz w:val="20"/>
-          <w:szCs w:val="20"/>
-        </w:rPr>
-      </w:r>
-      <w:r>
-        <w:rPr>
-          <w:rFonts w:ascii="Arial" w:hAnsi="Arial" w:eastAsia="Arial" w:cs="Arial"/>
-          <w:sz w:val="20"/>
-          <w:szCs w:val="20"/>
-        </w:rPr>
-      </w:r>
-      <w:r>
-        <w:rPr>
-          <w:rFonts w:ascii="Arial" w:hAnsi="Arial" w:eastAsia="Arial" w:cs="Arial"/>
-          <w:sz w:val="20"/>
-          <w:szCs w:val="20"/>
-        </w:rPr>
-      </w:r>
-      <w:r>
-        <w:rPr>
-          <w:rFonts w:ascii="Arial" w:hAnsi="Arial" w:eastAsia="Arial" w:cs="Arial"/>
-          <w:sz w:val="20"/>
-          <w:szCs w:val="20"/>
-        </w:rPr>
-      </w:r>
-      <w:r>
-        <w:rPr>
-          <w:rFonts w:ascii="Arial" w:hAnsi="Arial" w:eastAsia="Arial" w:cs="Arial"/>
-          <w:sz w:val="20"/>
-          <w:szCs w:val="20"/>
-        </w:rPr>
-      </w:r>
-      <w:r>
-        <w:rPr>
-          <w:rFonts w:ascii="Arial" w:hAnsi="Arial" w:eastAsia="Arial" w:cs="Arial"/>
+          <w:rFonts w:asciiTheme="minorHAnsi" w:eastAsiaTheme="minorHAnsi" w:hAnsiTheme="minorHAnsi" w:cstheme="minorHAnsi"/>
+          <w:sz w:val="20"/>
+          <w:szCs w:val="20"/>
+        </w:rPr>
+      </w:r>
+      <w:r>
+        <w:rPr>
+          <w:rFonts w:asciiTheme="minorHAnsi" w:eastAsiaTheme="minorHAnsi" w:hAnsiTheme="minorHAnsi" w:cstheme="minorHAnsi"/>
+          <w:sz w:val="20"/>
+          <w:szCs w:val="20"/>
+        </w:rPr>
+      </w:r>
+      <w:r>
+        <w:rPr>
+          <w:rFonts w:asciiTheme="minorHAnsi" w:eastAsiaTheme="minorHAnsi" w:hAnsiTheme="minorHAnsi" w:cstheme="minorHAnsi"/>
+          <w:sz w:val="20"/>
+          <w:szCs w:val="20"/>
+        </w:rPr>
+      </w:r>
+      <w:r>
+        <w:rPr>
+          <w:rFonts w:asciiTheme="minorHAnsi" w:eastAsiaTheme="minorHAnsi" w:hAnsiTheme="minorHAnsi" w:cstheme="minorHAnsi"/>
+          <w:sz w:val="20"/>
+          <w:szCs w:val="20"/>
+        </w:rPr>
+      </w:r>
+      <w:r>
+        <w:rPr>
+          <w:rFonts w:asciiTheme="minorHAnsi" w:eastAsiaTheme="minorHAnsi" w:hAnsiTheme="minorHAnsi" w:cstheme="minorHAnsi"/>
+          <w:sz w:val="20"/>
+          <w:szCs w:val="20"/>
+        </w:rPr>
+      </w:r>
+      <w:r>
+        <w:rPr>
+          <w:rFonts w:asciiTheme="minorHAnsi" w:eastAsiaTheme="minorHAnsi" w:hAnsiTheme="minorHAnsi" w:cstheme="minorHAnsi"/>
+          <w:sz w:val="20"/>
+          <w:szCs w:val="20"/>
+        </w:rPr>
+      </w:r>
+      <w:r>
+        <w:rPr>
+          <w:rFonts w:asciiTheme="minorHAnsi" w:eastAsiaTheme="minorHAnsi" w:hAnsiTheme="minorHAnsi" w:cstheme="minorHAnsi"/>
           <w:b/>
           <w:sz w:val="20"/>
           <w:szCs w:val="20"/>
@@ -1078,7 +1078,7 @@
       </w:r>
       <w:r>
         <w:rPr>
-          <w:rFonts w:ascii="Arial" w:hAnsi="Arial" w:eastAsia="Arial" w:cs="Arial"/>
+          <w:rFonts w:asciiTheme="minorHAnsi" w:eastAsiaTheme="minorHAnsi" w:hAnsiTheme="minorHAnsi" w:cstheme="minorHAnsi"/>
           <w:b/>
           <w:sz w:val="20"/>
           <w:szCs w:val="20"/>
@@ -1086,7 +1086,7 @@
       </w:r>
       <w:r>
         <w:rPr>
-          <w:rFonts w:ascii="Arial" w:hAnsi="Arial" w:eastAsia="Arial" w:cs="Arial"/>
+          <w:rFonts w:asciiTheme="minorHAnsi" w:eastAsiaTheme="minorHAnsi" w:hAnsiTheme="minorHAnsi" w:cstheme="minorHAnsi"/>
           <w:b/>
           <w:sz w:val="20"/>
           <w:szCs w:val="20"/>
@@ -1094,42 +1094,42 @@
       </w:r>
       <w:r>
         <w:rPr>
-          <w:rFonts w:ascii="Arial" w:hAnsi="Arial" w:eastAsia="Arial" w:cs="Arial"/>
-          <w:sz w:val="20"/>
-          <w:szCs w:val="20"/>
-        </w:rPr>
-      </w:r>
-      <w:r>
-        <w:rPr>
-          <w:rFonts w:ascii="Arial" w:hAnsi="Arial" w:eastAsia="Arial" w:cs="Arial"/>
-          <w:sz w:val="20"/>
-          <w:szCs w:val="20"/>
-        </w:rPr>
-      </w:r>
-      <w:r>
-        <w:rPr>
-          <w:rFonts w:ascii="Arial" w:hAnsi="Arial" w:eastAsia="Arial" w:cs="Arial"/>
-          <w:sz w:val="20"/>
-          <w:szCs w:val="20"/>
-        </w:rPr>
-      </w:r>
-      <w:r>
-        <w:rPr>
-          <w:rFonts w:ascii="Arial" w:hAnsi="Arial" w:eastAsia="Arial" w:cs="Arial"/>
-          <w:sz w:val="20"/>
-          <w:szCs w:val="20"/>
-        </w:rPr>
-      </w:r>
-      <w:r>
-        <w:rPr>
-          <w:rFonts w:ascii="Arial" w:hAnsi="Arial" w:eastAsia="Arial" w:cs="Arial"/>
-          <w:sz w:val="20"/>
-          <w:szCs w:val="20"/>
-        </w:rPr>
-      </w:r>
-      <w:r>
-        <w:rPr>
-          <w:rFonts w:ascii="Arial" w:hAnsi="Arial" w:eastAsia="Arial" w:cs="Arial"/>
+          <w:rFonts w:asciiTheme="minorHAnsi" w:eastAsiaTheme="minorHAnsi" w:hAnsiTheme="minorHAnsi" w:cstheme="minorHAnsi"/>
+          <w:sz w:val="20"/>
+          <w:szCs w:val="20"/>
+        </w:rPr>
+      </w:r>
+      <w:r>
+        <w:rPr>
+          <w:rFonts w:asciiTheme="minorHAnsi" w:eastAsiaTheme="minorHAnsi" w:hAnsiTheme="minorHAnsi" w:cstheme="minorHAnsi"/>
+          <w:sz w:val="20"/>
+          <w:szCs w:val="20"/>
+        </w:rPr>
+      </w:r>
+      <w:r>
+        <w:rPr>
+          <w:rFonts w:asciiTheme="minorHAnsi" w:eastAsiaTheme="minorHAnsi" w:hAnsiTheme="minorHAnsi" w:cstheme="minorHAnsi"/>
+          <w:sz w:val="20"/>
+          <w:szCs w:val="20"/>
+        </w:rPr>
+      </w:r>
+      <w:r>
+        <w:rPr>
+          <w:rFonts w:asciiTheme="minorHAnsi" w:eastAsiaTheme="minorHAnsi" w:hAnsiTheme="minorHAnsi" w:cstheme="minorHAnsi"/>
+          <w:sz w:val="20"/>
+          <w:szCs w:val="20"/>
+        </w:rPr>
+      </w:r>
+      <w:r>
+        <w:rPr>
+          <w:rFonts w:asciiTheme="minorHAnsi" w:eastAsiaTheme="minorHAnsi" w:hAnsiTheme="minorHAnsi" w:cstheme="minorHAnsi"/>
+          <w:sz w:val="20"/>
+          <w:szCs w:val="20"/>
+        </w:rPr>
+      </w:r>
+      <w:r>
+        <w:rPr>
+          <w:rFonts w:asciiTheme="minorHAnsi" w:eastAsiaTheme="minorHAnsi" w:hAnsiTheme="minorHAnsi" w:cstheme="minorHAnsi"/>
           <w:b/>
           <w:sz w:val="20"/>
           <w:szCs w:val="20"/>
@@ -1137,7 +1137,7 @@
       </w:r>
       <w:r>
         <w:rPr>
-          <w:rFonts w:ascii="Arial" w:hAnsi="Arial" w:eastAsia="Arial" w:cs="Arial"/>
+          <w:rFonts w:asciiTheme="minorHAnsi" w:eastAsiaTheme="minorHAnsi" w:hAnsiTheme="minorHAnsi" w:cstheme="minorHAnsi"/>
           <w:b/>
           <w:sz w:val="20"/>
           <w:szCs w:val="20"/>
@@ -1145,21 +1145,21 @@
       </w:r>
       <w:r>
         <w:rPr>
-          <w:rFonts w:ascii="Arial" w:hAnsi="Arial" w:eastAsia="Arial" w:cs="Arial"/>
-          <w:sz w:val="20"/>
-          <w:szCs w:val="20"/>
-        </w:rPr>
-      </w:r>
-      <w:r>
-        <w:rPr>
-          <w:rFonts w:ascii="Arial" w:hAnsi="Arial" w:eastAsia="Arial" w:cs="Arial"/>
-          <w:sz w:val="20"/>
-          <w:szCs w:val="20"/>
-        </w:rPr>
-      </w:r>
-      <w:r>
-        <w:rPr>
-          <w:rFonts w:ascii="Arial" w:hAnsi="Arial" w:eastAsia="Arial" w:cs="Arial"/>
+          <w:rFonts w:asciiTheme="minorHAnsi" w:eastAsiaTheme="minorHAnsi" w:hAnsiTheme="minorHAnsi" w:cstheme="minorHAnsi"/>
+          <w:sz w:val="20"/>
+          <w:szCs w:val="20"/>
+        </w:rPr>
+      </w:r>
+      <w:r>
+        <w:rPr>
+          <w:rFonts w:asciiTheme="minorHAnsi" w:eastAsiaTheme="minorHAnsi" w:hAnsiTheme="minorHAnsi" w:cstheme="minorHAnsi"/>
+          <w:sz w:val="20"/>
+          <w:szCs w:val="20"/>
+        </w:rPr>
+      </w:r>
+      <w:r>
+        <w:rPr>
+          <w:rFonts w:asciiTheme="minorHAnsi" w:eastAsiaTheme="minorHAnsi" w:hAnsiTheme="minorHAnsi" w:cstheme="minorHAnsi"/>
           <w:b/>
           <w:sz w:val="20"/>
           <w:szCs w:val="20"/>
@@ -1167,7 +1167,7 @@
       </w:r>
       <w:r>
         <w:rPr>
-          <w:rFonts w:ascii="Arial" w:hAnsi="Arial" w:eastAsia="Arial" w:cs="Arial"/>
+          <w:rFonts w:asciiTheme="minorHAnsi" w:eastAsiaTheme="minorHAnsi" w:hAnsiTheme="minorHAnsi" w:cstheme="minorHAnsi"/>
           <w:b/>
           <w:sz w:val="20"/>
           <w:szCs w:val="20"/>
@@ -1179,14 +1179,14 @@
         <w:spacing w:after="40" w:line="259" w:lineRule="auto" w:before="0"/>
         <w:jc w:val="both"/>
         <w:rPr>
-          <w:rFonts w:asciiTheme="minorHAnsi" w:hAnsiTheme="minorHAnsi" w:cstheme="minorHAnsi"/>
+          <w:rFonts w:asciiTheme="minorHAnsi" w:eastAsiaTheme="minorHAnsi" w:hAnsiTheme="minorHAnsi" w:cstheme="minorHAnsi"/>
           <w:sz w:val="20"/>
           <w:szCs w:val="20"/>
         </w:rPr>
       </w:pPr>
       <w:r>
         <w:rPr>
-          <w:rFonts w:ascii="Arial" w:hAnsi="Arial" w:eastAsia="Arial" w:cs="Arial"/>
+          <w:rFonts w:asciiTheme="minorHAnsi" w:eastAsiaTheme="minorHAnsi" w:hAnsiTheme="minorHAnsi" w:cstheme="minorHAnsi"/>
           <w:sz w:val="20"/>
           <w:szCs w:val="20"/>
         </w:rPr>
@@ -1194,7 +1194,7 @@
       </w:r>
       <w:r>
         <w:rPr>
-          <w:rFonts w:ascii="Arial" w:hAnsi="Arial" w:eastAsia="Arial" w:cs="Arial"/>
+          <w:rFonts w:asciiTheme="minorHAnsi" w:eastAsiaTheme="minorHAnsi" w:hAnsiTheme="minorHAnsi" w:cstheme="minorHAnsi"/>
           <w:sz w:val="20"/>
           <w:szCs w:val="20"/>
           <w:b w:val="1"/>
@@ -1204,7 +1204,7 @@
       </w:r>
       <w:r>
         <w:rPr>
-          <w:rFonts w:ascii="Arial" w:hAnsi="Arial" w:eastAsia="Arial" w:cs="Arial"/>
+          <w:rFonts w:asciiTheme="minorHAnsi" w:eastAsiaTheme="minorHAnsi" w:hAnsiTheme="minorHAnsi" w:cstheme="minorHAnsi"/>
           <w:sz w:val="20"/>
           <w:szCs w:val="20"/>
         </w:rPr>
@@ -1212,7 +1212,7 @@
       </w:r>
       <w:r>
         <w:rPr>
-          <w:rFonts w:ascii="Arial" w:hAnsi="Arial" w:eastAsia="Arial" w:cs="Arial"/>
+          <w:rFonts w:asciiTheme="minorHAnsi" w:eastAsiaTheme="minorHAnsi" w:hAnsiTheme="minorHAnsi" w:cstheme="minorHAnsi"/>
           <w:sz w:val="20"/>
           <w:szCs w:val="20"/>
           <w:b w:val="1"/>
@@ -1222,7 +1222,7 @@
       </w:r>
       <w:r>
         <w:rPr>
-          <w:rFonts w:ascii="Arial" w:hAnsi="Arial" w:eastAsia="Arial" w:cs="Arial"/>
+          <w:rFonts w:asciiTheme="minorHAnsi" w:eastAsiaTheme="minorHAnsi" w:hAnsiTheme="minorHAnsi" w:cstheme="minorHAnsi"/>
           <w:sz w:val="20"/>
           <w:szCs w:val="20"/>
         </w:rPr>
@@ -1230,7 +1230,7 @@
       </w:r>
       <w:r>
         <w:rPr>
-          <w:rFonts w:ascii="Arial" w:hAnsi="Arial" w:eastAsia="Arial" w:cs="Arial"/>
+          <w:rFonts w:asciiTheme="minorHAnsi" w:eastAsiaTheme="minorHAnsi" w:hAnsiTheme="minorHAnsi" w:cstheme="minorHAnsi"/>
           <w:sz w:val="20"/>
           <w:szCs w:val="20"/>
           <w:b w:val="1"/>
@@ -1240,7 +1240,7 @@
       </w:r>
       <w:r>
         <w:rPr>
-          <w:rFonts w:ascii="Arial" w:hAnsi="Arial" w:eastAsia="Arial" w:cs="Arial"/>
+          <w:rFonts w:asciiTheme="minorHAnsi" w:eastAsiaTheme="minorHAnsi" w:hAnsiTheme="minorHAnsi" w:cstheme="minorHAnsi"/>
           <w:sz w:val="20"/>
           <w:szCs w:val="20"/>
         </w:rPr>
@@ -1248,7 +1248,7 @@
       </w:r>
       <w:r>
         <w:rPr>
-          <w:rFonts w:ascii="Arial" w:hAnsi="Arial" w:eastAsia="Arial" w:cs="Arial"/>
+          <w:rFonts w:asciiTheme="minorHAnsi" w:eastAsiaTheme="minorHAnsi" w:hAnsiTheme="minorHAnsi" w:cstheme="minorHAnsi"/>
           <w:sz w:val="20"/>
           <w:szCs w:val="20"/>
           <w:b w:val="1"/>
@@ -1258,7 +1258,7 @@
       </w:r>
       <w:r>
         <w:rPr>
-          <w:rFonts w:ascii="Arial" w:hAnsi="Arial" w:eastAsia="Arial" w:cs="Arial"/>
+          <w:rFonts w:asciiTheme="minorHAnsi" w:eastAsiaTheme="minorHAnsi" w:hAnsiTheme="minorHAnsi" w:cstheme="minorHAnsi"/>
           <w:sz w:val="20"/>
           <w:szCs w:val="20"/>
         </w:rPr>
@@ -1266,7 +1266,7 @@
       </w:r>
       <w:r>
         <w:rPr>
-          <w:rFonts w:ascii="Arial" w:hAnsi="Arial" w:eastAsia="Arial" w:cs="Arial"/>
+          <w:rFonts w:asciiTheme="minorHAnsi" w:eastAsiaTheme="minorHAnsi" w:hAnsiTheme="minorHAnsi" w:cstheme="minorHAnsi"/>
           <w:sz w:val="20"/>
           <w:szCs w:val="20"/>
           <w:b w:val="1"/>
@@ -1276,7 +1276,7 @@
       </w:r>
       <w:r>
         <w:rPr>
-          <w:rFonts w:ascii="Arial" w:hAnsi="Arial" w:eastAsia="Arial" w:cs="Arial"/>
+          <w:rFonts w:asciiTheme="minorHAnsi" w:eastAsiaTheme="minorHAnsi" w:hAnsiTheme="minorHAnsi" w:cstheme="minorHAnsi"/>
           <w:sz w:val="20"/>
           <w:szCs w:val="20"/>
         </w:rPr>
@@ -1284,21 +1284,21 @@
       </w:r>
       <w:r>
         <w:rPr>
-          <w:rFonts w:ascii="Arial" w:hAnsi="Arial" w:eastAsia="Arial" w:cs="Arial"/>
-          <w:sz w:val="20"/>
-          <w:szCs w:val="20"/>
-        </w:rPr>
-      </w:r>
-      <w:r>
-        <w:rPr>
-          <w:rFonts w:ascii="Arial" w:hAnsi="Arial" w:eastAsia="Arial" w:cs="Arial"/>
-          <w:sz w:val="20"/>
-          <w:szCs w:val="20"/>
-        </w:rPr>
-      </w:r>
-      <w:r>
-        <w:rPr>
-          <w:rFonts w:ascii="Arial" w:hAnsi="Arial" w:eastAsia="Arial" w:cs="Arial"/>
+          <w:rFonts w:asciiTheme="minorHAnsi" w:eastAsiaTheme="minorHAnsi" w:hAnsiTheme="minorHAnsi" w:cstheme="minorHAnsi"/>
+          <w:sz w:val="20"/>
+          <w:szCs w:val="20"/>
+        </w:rPr>
+      </w:r>
+      <w:r>
+        <w:rPr>
+          <w:rFonts w:asciiTheme="minorHAnsi" w:eastAsiaTheme="minorHAnsi" w:hAnsiTheme="minorHAnsi" w:cstheme="minorHAnsi"/>
+          <w:sz w:val="20"/>
+          <w:szCs w:val="20"/>
+        </w:rPr>
+      </w:r>
+      <w:r>
+        <w:rPr>
+          <w:rFonts w:asciiTheme="minorHAnsi" w:eastAsiaTheme="minorHAnsi" w:hAnsiTheme="minorHAnsi" w:cstheme="minorHAnsi"/>
           <w:b/>
           <w:sz w:val="20"/>
           <w:szCs w:val="20"/>
@@ -1306,42 +1306,42 @@
       </w:r>
       <w:r>
         <w:rPr>
-          <w:rFonts w:ascii="Arial" w:hAnsi="Arial" w:eastAsia="Arial" w:cs="Arial"/>
-          <w:sz w:val="20"/>
-          <w:szCs w:val="20"/>
-        </w:rPr>
-      </w:r>
-      <w:r>
-        <w:rPr>
-          <w:rFonts w:ascii="Arial" w:hAnsi="Arial" w:eastAsia="Arial" w:cs="Arial"/>
-          <w:sz w:val="20"/>
-          <w:szCs w:val="20"/>
-        </w:rPr>
-      </w:r>
-      <w:r>
-        <w:rPr>
-          <w:rFonts w:ascii="Arial" w:hAnsi="Arial" w:eastAsia="Arial" w:cs="Arial"/>
-          <w:sz w:val="20"/>
-          <w:szCs w:val="20"/>
-        </w:rPr>
-      </w:r>
-      <w:r>
-        <w:rPr>
-          <w:rFonts w:ascii="Arial" w:hAnsi="Arial" w:eastAsia="Arial" w:cs="Arial"/>
-          <w:sz w:val="20"/>
-          <w:szCs w:val="20"/>
-        </w:rPr>
-      </w:r>
-      <w:r>
-        <w:rPr>
-          <w:rFonts w:ascii="Arial" w:hAnsi="Arial" w:eastAsia="Arial" w:cs="Arial"/>
-          <w:sz w:val="20"/>
-          <w:szCs w:val="20"/>
-        </w:rPr>
-      </w:r>
-      <w:r>
-        <w:rPr>
-          <w:rFonts w:ascii="Arial" w:hAnsi="Arial" w:eastAsia="Arial" w:cs="Arial"/>
+          <w:rFonts w:asciiTheme="minorHAnsi" w:eastAsiaTheme="minorHAnsi" w:hAnsiTheme="minorHAnsi" w:cstheme="minorHAnsi"/>
+          <w:sz w:val="20"/>
+          <w:szCs w:val="20"/>
+        </w:rPr>
+      </w:r>
+      <w:r>
+        <w:rPr>
+          <w:rFonts w:asciiTheme="minorHAnsi" w:eastAsiaTheme="minorHAnsi" w:hAnsiTheme="minorHAnsi" w:cstheme="minorHAnsi"/>
+          <w:sz w:val="20"/>
+          <w:szCs w:val="20"/>
+        </w:rPr>
+      </w:r>
+      <w:r>
+        <w:rPr>
+          <w:rFonts w:asciiTheme="minorHAnsi" w:eastAsiaTheme="minorHAnsi" w:hAnsiTheme="minorHAnsi" w:cstheme="minorHAnsi"/>
+          <w:sz w:val="20"/>
+          <w:szCs w:val="20"/>
+        </w:rPr>
+      </w:r>
+      <w:r>
+        <w:rPr>
+          <w:rFonts w:asciiTheme="minorHAnsi" w:eastAsiaTheme="minorHAnsi" w:hAnsiTheme="minorHAnsi" w:cstheme="minorHAnsi"/>
+          <w:sz w:val="20"/>
+          <w:szCs w:val="20"/>
+        </w:rPr>
+      </w:r>
+      <w:r>
+        <w:rPr>
+          <w:rFonts w:asciiTheme="minorHAnsi" w:eastAsiaTheme="minorHAnsi" w:hAnsiTheme="minorHAnsi" w:cstheme="minorHAnsi"/>
+          <w:sz w:val="20"/>
+          <w:szCs w:val="20"/>
+        </w:rPr>
+      </w:r>
+      <w:r>
+        <w:rPr>
+          <w:rFonts w:asciiTheme="minorHAnsi" w:eastAsiaTheme="minorHAnsi" w:hAnsiTheme="minorHAnsi" w:cstheme="minorHAnsi"/>
           <w:b/>
           <w:sz w:val="20"/>
           <w:szCs w:val="20"/>
@@ -1349,7 +1349,7 @@
       </w:r>
       <w:r>
         <w:rPr>
-          <w:rFonts w:ascii="Arial" w:hAnsi="Arial" w:eastAsia="Arial" w:cs="Arial"/>
+          <w:rFonts w:asciiTheme="minorHAnsi" w:eastAsiaTheme="minorHAnsi" w:hAnsiTheme="minorHAnsi" w:cstheme="minorHAnsi"/>
           <w:b/>
           <w:sz w:val="20"/>
           <w:szCs w:val="20"/>
@@ -1357,7 +1357,7 @@
       </w:r>
       <w:r>
         <w:rPr>
-          <w:rFonts w:ascii="Arial" w:hAnsi="Arial" w:eastAsia="Arial" w:cs="Arial"/>
+          <w:rFonts w:asciiTheme="minorHAnsi" w:eastAsiaTheme="minorHAnsi" w:hAnsiTheme="minorHAnsi" w:cstheme="minorHAnsi"/>
           <w:b/>
           <w:sz w:val="20"/>
           <w:szCs w:val="20"/>
@@ -1365,7 +1365,7 @@
       </w:r>
       <w:r>
         <w:rPr>
-          <w:rFonts w:ascii="Arial" w:hAnsi="Arial" w:eastAsia="Arial" w:cs="Arial"/>
+          <w:rFonts w:asciiTheme="minorHAnsi" w:eastAsiaTheme="minorHAnsi" w:hAnsiTheme="minorHAnsi" w:cstheme="minorHAnsi"/>
           <w:b/>
           <w:sz w:val="20"/>
           <w:szCs w:val="20"/>
@@ -1373,7 +1373,7 @@
       </w:r>
       <w:r>
         <w:rPr>
-          <w:rFonts w:ascii="Arial" w:hAnsi="Arial" w:eastAsia="Arial" w:cs="Arial"/>
+          <w:rFonts w:asciiTheme="minorHAnsi" w:eastAsiaTheme="minorHAnsi" w:hAnsiTheme="minorHAnsi" w:cstheme="minorHAnsi"/>
           <w:b/>
           <w:sz w:val="20"/>
           <w:szCs w:val="20"/>
@@ -1381,7 +1381,7 @@
       </w:r>
       <w:r>
         <w:rPr>
-          <w:rFonts w:ascii="Arial" w:hAnsi="Arial" w:eastAsia="Arial" w:cs="Arial"/>
+          <w:rFonts w:asciiTheme="minorHAnsi" w:eastAsiaTheme="minorHAnsi" w:hAnsiTheme="minorHAnsi" w:cstheme="minorHAnsi"/>
           <w:b/>
           <w:sz w:val="20"/>
           <w:szCs w:val="20"/>
@@ -1389,7 +1389,7 @@
       </w:r>
       <w:r>
         <w:rPr>
-          <w:rFonts w:ascii="Arial" w:hAnsi="Arial" w:eastAsia="Arial" w:cs="Arial"/>
+          <w:rFonts w:asciiTheme="minorHAnsi" w:eastAsiaTheme="minorHAnsi" w:hAnsiTheme="minorHAnsi" w:cstheme="minorHAnsi"/>
           <w:b/>
           <w:sz w:val="20"/>
           <w:szCs w:val="20"/>
@@ -1397,7 +1397,7 @@
       </w:r>
       <w:r>
         <w:rPr>
-          <w:rFonts w:ascii="Arial" w:hAnsi="Arial" w:eastAsia="Arial" w:cs="Arial"/>
+          <w:rFonts w:asciiTheme="minorHAnsi" w:eastAsiaTheme="minorHAnsi" w:hAnsiTheme="minorHAnsi" w:cstheme="minorHAnsi"/>
           <w:b/>
           <w:sz w:val="20"/>
           <w:szCs w:val="20"/>
@@ -1405,7 +1405,7 @@
       </w:r>
       <w:r>
         <w:rPr>
-          <w:rFonts w:ascii="Arial" w:hAnsi="Arial" w:eastAsia="Arial" w:cs="Arial"/>
+          <w:rFonts w:asciiTheme="minorHAnsi" w:eastAsiaTheme="minorHAnsi" w:hAnsiTheme="minorHAnsi" w:cstheme="minorHAnsi"/>
           <w:b/>
           <w:sz w:val="20"/>
           <w:szCs w:val="20"/>
@@ -1413,28 +1413,28 @@
       </w:r>
       <w:r>
         <w:rPr>
-          <w:rFonts w:ascii="Arial" w:hAnsi="Arial" w:eastAsia="Arial" w:cs="Arial"/>
-          <w:sz w:val="20"/>
-          <w:szCs w:val="20"/>
-        </w:rPr>
-      </w:r>
-      <w:r>
-        <w:rPr>
-          <w:rFonts w:ascii="Arial" w:hAnsi="Arial" w:eastAsia="Arial" w:cs="Arial"/>
-          <w:sz w:val="20"/>
-          <w:szCs w:val="20"/>
-        </w:rPr>
-      </w:r>
-      <w:r>
-        <w:rPr>
-          <w:rFonts w:ascii="Arial" w:hAnsi="Arial" w:eastAsia="Arial" w:cs="Arial"/>
-          <w:sz w:val="20"/>
-          <w:szCs w:val="20"/>
-        </w:rPr>
-      </w:r>
-      <w:r>
-        <w:rPr>
-          <w:rFonts w:ascii="Arial" w:hAnsi="Arial" w:eastAsia="Arial" w:cs="Arial"/>
+          <w:rFonts w:asciiTheme="minorHAnsi" w:eastAsiaTheme="minorHAnsi" w:hAnsiTheme="minorHAnsi" w:cstheme="minorHAnsi"/>
+          <w:sz w:val="20"/>
+          <w:szCs w:val="20"/>
+        </w:rPr>
+      </w:r>
+      <w:r>
+        <w:rPr>
+          <w:rFonts w:asciiTheme="minorHAnsi" w:eastAsiaTheme="minorHAnsi" w:hAnsiTheme="minorHAnsi" w:cstheme="minorHAnsi"/>
+          <w:sz w:val="20"/>
+          <w:szCs w:val="20"/>
+        </w:rPr>
+      </w:r>
+      <w:r>
+        <w:rPr>
+          <w:rFonts w:asciiTheme="minorHAnsi" w:eastAsiaTheme="minorHAnsi" w:hAnsiTheme="minorHAnsi" w:cstheme="minorHAnsi"/>
+          <w:sz w:val="20"/>
+          <w:szCs w:val="20"/>
+        </w:rPr>
+      </w:r>
+      <w:r>
+        <w:rPr>
+          <w:rFonts w:asciiTheme="minorHAnsi" w:eastAsiaTheme="minorHAnsi" w:hAnsiTheme="minorHAnsi" w:cstheme="minorHAnsi"/>
           <w:b/>
           <w:sz w:val="20"/>
           <w:szCs w:val="20"/>
@@ -1442,7 +1442,7 @@
       </w:r>
       <w:r>
         <w:rPr>
-          <w:rFonts w:ascii="Arial" w:hAnsi="Arial" w:eastAsia="Arial" w:cs="Arial"/>
+          <w:rFonts w:asciiTheme="minorHAnsi" w:eastAsiaTheme="minorHAnsi" w:hAnsiTheme="minorHAnsi" w:cstheme="minorHAnsi"/>
           <w:sz w:val="20"/>
           <w:szCs w:val="20"/>
         </w:rPr>
@@ -1450,21 +1450,21 @@
       <w:proofErr w:type="gramStart"/>
       <w:r>
         <w:rPr>
-          <w:rFonts w:ascii="Arial" w:hAnsi="Arial" w:eastAsia="Arial" w:cs="Arial"/>
-          <w:sz w:val="20"/>
-          <w:szCs w:val="20"/>
-        </w:rPr>
-      </w:r>
-      <w:r>
-        <w:rPr>
-          <w:rFonts w:ascii="Arial" w:hAnsi="Arial" w:eastAsia="Arial" w:cs="Arial"/>
-          <w:sz w:val="20"/>
-          <w:szCs w:val="20"/>
-        </w:rPr>
-      </w:r>
-      <w:r>
-        <w:rPr>
-          <w:rFonts w:ascii="Arial" w:hAnsi="Arial" w:eastAsia="Arial" w:cs="Arial"/>
+          <w:rFonts w:asciiTheme="minorHAnsi" w:eastAsiaTheme="minorHAnsi" w:hAnsiTheme="minorHAnsi" w:cstheme="minorHAnsi"/>
+          <w:sz w:val="20"/>
+          <w:szCs w:val="20"/>
+        </w:rPr>
+      </w:r>
+      <w:r>
+        <w:rPr>
+          <w:rFonts w:asciiTheme="minorHAnsi" w:eastAsiaTheme="minorHAnsi" w:hAnsiTheme="minorHAnsi" w:cstheme="minorHAnsi"/>
+          <w:sz w:val="20"/>
+          <w:szCs w:val="20"/>
+        </w:rPr>
+      </w:r>
+      <w:r>
+        <w:rPr>
+          <w:rFonts w:asciiTheme="minorHAnsi" w:eastAsiaTheme="minorHAnsi" w:hAnsiTheme="minorHAnsi" w:cstheme="minorHAnsi"/>
           <w:sz w:val="20"/>
           <w:szCs w:val="20"/>
         </w:rPr>
@@ -1472,28 +1472,28 @@
       <w:proofErr w:type="gramEnd"/>
       <w:r>
         <w:rPr>
-          <w:rFonts w:ascii="Arial" w:hAnsi="Arial" w:eastAsia="Arial" w:cs="Arial"/>
-          <w:sz w:val="20"/>
-          <w:szCs w:val="20"/>
-        </w:rPr>
-      </w:r>
-      <w:r>
-        <w:rPr>
-          <w:rFonts w:asciiTheme="minorHAnsi" w:hAnsiTheme="minorHAnsi" w:cstheme="minorHAnsi" w:ascii="Arial" w:hAnsi="Arial" w:eastAsia="Arial" w:cs="Arial"/>
-          <w:sz w:val="20"/>
-          <w:szCs w:val="20"/>
-        </w:rPr>
-      </w:r>
-      <w:r>
-        <w:rPr>
-          <w:rFonts w:asciiTheme="minorHAnsi" w:hAnsiTheme="minorHAnsi" w:cstheme="minorHAnsi" w:ascii="Arial" w:hAnsi="Arial" w:eastAsia="Arial" w:cs="Arial"/>
-          <w:sz w:val="20"/>
-          <w:szCs w:val="20"/>
-        </w:rPr>
-      </w:r>
-      <w:r>
-        <w:rPr>
-          <w:rFonts w:asciiTheme="minorHAnsi" w:hAnsiTheme="minorHAnsi" w:cstheme="minorHAnsi" w:ascii="Arial" w:hAnsi="Arial" w:eastAsia="Arial" w:cs="Arial"/>
+          <w:rFonts w:asciiTheme="minorHAnsi" w:eastAsiaTheme="minorHAnsi" w:hAnsiTheme="minorHAnsi" w:cstheme="minorHAnsi"/>
+          <w:sz w:val="20"/>
+          <w:szCs w:val="20"/>
+        </w:rPr>
+      </w:r>
+      <w:r>
+        <w:rPr>
+          <w:rFonts w:asciiTheme="minorHAnsi" w:eastAsiaTheme="minorHAnsi" w:hAnsiTheme="minorHAnsi" w:cstheme="minorHAnsi"/>
+          <w:sz w:val="20"/>
+          <w:szCs w:val="20"/>
+        </w:rPr>
+      </w:r>
+      <w:r>
+        <w:rPr>
+          <w:rFonts w:asciiTheme="minorHAnsi" w:eastAsiaTheme="minorHAnsi" w:hAnsiTheme="minorHAnsi" w:cstheme="minorHAnsi"/>
+          <w:sz w:val="20"/>
+          <w:szCs w:val="20"/>
+        </w:rPr>
+      </w:r>
+      <w:r>
+        <w:rPr>
+          <w:rFonts w:asciiTheme="minorHAnsi" w:eastAsiaTheme="minorHAnsi" w:hAnsiTheme="minorHAnsi" w:cstheme="minorHAnsi"/>
           <w:sz w:val="20"/>
           <w:szCs w:val="20"/>
         </w:rPr>
@@ -1501,7 +1501,7 @@
       <w:proofErr w:type="spellStart"/>
       <w:r>
         <w:rPr>
-          <w:rFonts w:asciiTheme="minorHAnsi" w:hAnsiTheme="minorHAnsi" w:cstheme="minorHAnsi" w:ascii="Arial" w:hAnsi="Arial" w:eastAsia="Arial" w:cs="Arial"/>
+          <w:rFonts w:asciiTheme="minorHAnsi" w:eastAsiaTheme="minorHAnsi" w:hAnsiTheme="minorHAnsi" w:cstheme="minorHAnsi"/>
           <w:sz w:val="20"/>
           <w:szCs w:val="20"/>
         </w:rPr>
@@ -1509,7 +1509,7 @@
       <w:proofErr w:type="spellEnd"/>
       <w:r>
         <w:rPr>
-          <w:rFonts w:asciiTheme="minorHAnsi" w:hAnsiTheme="minorHAnsi" w:cstheme="minorHAnsi" w:ascii="Arial" w:hAnsi="Arial" w:eastAsia="Arial" w:cs="Arial"/>
+          <w:rFonts w:asciiTheme="minorHAnsi" w:eastAsiaTheme="minorHAnsi" w:hAnsiTheme="minorHAnsi" w:cstheme="minorHAnsi"/>
           <w:sz w:val="20"/>
           <w:szCs w:val="20"/>
         </w:rPr>
@@ -1517,7 +1517,7 @@
       <w:proofErr w:type="spellStart"/>
       <w:r>
         <w:rPr>
-          <w:rFonts w:asciiTheme="minorHAnsi" w:hAnsiTheme="minorHAnsi" w:cstheme="minorHAnsi" w:ascii="Arial" w:hAnsi="Arial" w:eastAsia="Arial" w:cs="Arial"/>
+          <w:rFonts w:asciiTheme="minorHAnsi" w:eastAsiaTheme="minorHAnsi" w:hAnsiTheme="minorHAnsi" w:cstheme="minorHAnsi"/>
           <w:sz w:val="20"/>
           <w:szCs w:val="20"/>
         </w:rPr>
@@ -1525,7 +1525,7 @@
       <w:proofErr w:type="spellEnd"/>
       <w:r>
         <w:rPr>
-          <w:rFonts w:asciiTheme="minorHAnsi" w:hAnsiTheme="minorHAnsi" w:cstheme="minorHAnsi" w:ascii="Arial" w:hAnsi="Arial" w:eastAsia="Arial" w:cs="Arial"/>
+          <w:rFonts w:asciiTheme="minorHAnsi" w:eastAsiaTheme="minorHAnsi" w:hAnsiTheme="minorHAnsi" w:cstheme="minorHAnsi"/>
           <w:sz w:val="20"/>
           <w:szCs w:val="20"/>
         </w:rPr>
@@ -1542,7 +1542,7 @@
       </w:pPr>
       <w:r>
         <w:rPr>
-          <w:rFonts w:ascii="Arial" w:hAnsi="Arial" w:eastAsia="Arial" w:cs="Arial"/>
+          <w:rFonts w:asciiTheme="minorHAnsi" w:eastAsiaTheme="minorHAnsi" w:hAnsiTheme="minorHAnsi" w:cstheme="minorHAnsi"/>
           <w:sz w:val="20"/>
           <w:szCs w:val="20"/>
         </w:rPr>
@@ -1550,7 +1550,7 @@
       </w:r>
       <w:r>
         <w:rPr>
-          <w:rFonts w:ascii="Arial" w:hAnsi="Arial" w:eastAsia="Arial" w:cs="Arial"/>
+          <w:rFonts w:asciiTheme="minorHAnsi" w:eastAsiaTheme="minorHAnsi" w:hAnsiTheme="minorHAnsi" w:cstheme="minorHAnsi"/>
           <w:sz w:val="20"/>
           <w:szCs w:val="20"/>
           <w:b w:val="1"/>
@@ -1560,7 +1560,7 @@
       </w:r>
       <w:r>
         <w:rPr>
-          <w:rFonts w:ascii="Arial" w:hAnsi="Arial" w:eastAsia="Arial" w:cs="Arial"/>
+          <w:rFonts w:asciiTheme="minorHAnsi" w:eastAsiaTheme="minorHAnsi" w:hAnsiTheme="minorHAnsi" w:cstheme="minorHAnsi"/>
           <w:sz w:val="20"/>
           <w:szCs w:val="20"/>
         </w:rPr>
@@ -1568,49 +1568,49 @@
       </w:r>
       <w:r>
         <w:rPr>
-          <w:rFonts w:ascii="Arial" w:hAnsi="Arial" w:eastAsia="Arial" w:cs="Arial"/>
-          <w:sz w:val="20"/>
-          <w:szCs w:val="20"/>
-        </w:rPr>
-      </w:r>
-      <w:r>
-        <w:rPr>
-          <w:rFonts w:ascii="Arial" w:hAnsi="Arial" w:eastAsia="Arial" w:cs="Arial"/>
-          <w:sz w:val="20"/>
-          <w:szCs w:val="20"/>
-        </w:rPr>
-      </w:r>
-      <w:r>
-        <w:rPr>
-          <w:rFonts w:ascii="Arial" w:hAnsi="Arial" w:eastAsia="Arial" w:cs="Arial"/>
-          <w:sz w:val="20"/>
-          <w:szCs w:val="20"/>
-        </w:rPr>
-      </w:r>
-      <w:r>
-        <w:rPr>
-          <w:rFonts w:ascii="Arial" w:hAnsi="Arial" w:eastAsia="Arial" w:cs="Arial"/>
-          <w:sz w:val="20"/>
-          <w:szCs w:val="20"/>
-        </w:rPr>
-      </w:r>
-      <w:r>
-        <w:rPr>
-          <w:rFonts w:ascii="Arial" w:hAnsi="Arial" w:eastAsia="Arial" w:cs="Arial"/>
-          <w:sz w:val="20"/>
-          <w:szCs w:val="20"/>
-        </w:rPr>
-      </w:r>
-      <w:r>
-        <w:rPr>
-          <w:rFonts w:ascii="Arial" w:hAnsi="Arial" w:eastAsia="Arial" w:cs="Arial"/>
-          <w:sz w:val="20"/>
-          <w:szCs w:val="20"/>
-        </w:rPr>
-      </w:r>
-      <w:r>
-        <w:rPr>
-          <w:rFonts w:ascii="Arial" w:hAnsi="Arial" w:eastAsia="Arial" w:cs="Arial"/>
+          <w:rFonts w:asciiTheme="minorHAnsi" w:eastAsiaTheme="minorHAnsi" w:hAnsiTheme="minorHAnsi" w:cstheme="minorHAnsi"/>
+          <w:sz w:val="20"/>
+          <w:szCs w:val="20"/>
+        </w:rPr>
+      </w:r>
+      <w:r>
+        <w:rPr>
+          <w:rFonts w:asciiTheme="minorHAnsi" w:eastAsiaTheme="minorHAnsi" w:hAnsiTheme="minorHAnsi" w:cstheme="minorHAnsi"/>
+          <w:sz w:val="20"/>
+          <w:szCs w:val="20"/>
+        </w:rPr>
+      </w:r>
+      <w:r>
+        <w:rPr>
+          <w:rFonts w:asciiTheme="minorHAnsi" w:eastAsiaTheme="minorHAnsi" w:hAnsiTheme="minorHAnsi" w:cstheme="minorHAnsi"/>
+          <w:sz w:val="20"/>
+          <w:szCs w:val="20"/>
+        </w:rPr>
+      </w:r>
+      <w:r>
+        <w:rPr>
+          <w:rFonts w:asciiTheme="minorHAnsi" w:eastAsiaTheme="minorHAnsi" w:hAnsiTheme="minorHAnsi" w:cstheme="minorHAnsi"/>
+          <w:sz w:val="20"/>
+          <w:szCs w:val="20"/>
+        </w:rPr>
+      </w:r>
+      <w:r>
+        <w:rPr>
+          <w:rFonts w:asciiTheme="minorHAnsi" w:eastAsiaTheme="minorHAnsi" w:hAnsiTheme="minorHAnsi" w:cstheme="minorHAnsi"/>
+          <w:sz w:val="20"/>
+          <w:szCs w:val="20"/>
+        </w:rPr>
+      </w:r>
+      <w:r>
+        <w:rPr>
+          <w:rFonts w:asciiTheme="minorHAnsi" w:eastAsiaTheme="minorHAnsi" w:hAnsiTheme="minorHAnsi" w:cstheme="minorHAnsi"/>
+          <w:sz w:val="20"/>
+          <w:szCs w:val="20"/>
+        </w:rPr>
+      </w:r>
+      <w:r>
+        <w:rPr>
+          <w:rFonts w:asciiTheme="minorHAnsi" w:eastAsiaTheme="minorHAnsi" w:hAnsiTheme="minorHAnsi" w:cstheme="minorHAnsi"/>
           <w:sz w:val="20"/>
           <w:szCs w:val="20"/>
         </w:rPr>
@@ -1630,7 +1630,7 @@
       </w:pPr>
       <w:r>
         <w:rPr>
-          <w:rFonts w:ascii="Arial" w:hAnsi="Arial" w:eastAsia="Arial" w:cs="Arial"/>
+          <w:rFonts w:asciiTheme="minorHAnsi" w:eastAsiaTheme="minorHAnsi" w:hAnsiTheme="minorHAnsi" w:cstheme="minorHAnsi"/>
           <w:sz w:val="20"/>
           <w:szCs w:val="20"/>
         </w:rPr>
@@ -1649,7 +1649,7 @@
       </w:pPr>
       <w:r>
         <w:rPr>
-          <w:rFonts w:ascii="Arial" w:hAnsi="Arial" w:eastAsia="Arial" w:cs="Arial"/>
+          <w:rFonts w:asciiTheme="minorHAnsi" w:eastAsiaTheme="minorHAnsi" w:hAnsiTheme="minorHAnsi" w:cstheme="minorHAnsi"/>
           <w:sz w:val="20"/>
           <w:szCs w:val="20"/>
         </w:rPr>
@@ -1668,7 +1668,7 @@
       </w:pPr>
       <w:r>
         <w:rPr>
-          <w:rFonts w:ascii="Arial" w:hAnsi="Arial" w:eastAsia="Arial" w:cs="Arial"/>
+          <w:rFonts w:asciiTheme="minorHAnsi" w:eastAsiaTheme="minorHAnsi" w:hAnsiTheme="minorHAnsi" w:cstheme="minorHAnsi"/>
           <w:sz w:val="20"/>
           <w:szCs w:val="20"/>
         </w:rPr>
@@ -1676,7 +1676,7 @@
       </w:r>
       <w:r>
         <w:rPr>
-          <w:rFonts w:ascii="Arial" w:hAnsi="Arial" w:eastAsia="Arial" w:cs="Arial"/>
+          <w:rFonts w:asciiTheme="minorHAnsi" w:eastAsiaTheme="minorHAnsi" w:hAnsiTheme="minorHAnsi" w:cstheme="minorHAnsi"/>
           <w:sz w:val="20"/>
           <w:szCs w:val="20"/>
         </w:rPr>
@@ -1684,7 +1684,7 @@
       </w:r>
       <w:r>
         <w:rPr>
-          <w:rFonts w:ascii="Arial" w:hAnsi="Arial" w:eastAsia="Arial" w:cs="Arial"/>
+          <w:rFonts w:asciiTheme="minorHAnsi" w:eastAsiaTheme="minorHAnsi" w:hAnsiTheme="minorHAnsi" w:cstheme="minorHAnsi"/>
           <w:sz w:val="20"/>
           <w:szCs w:val="20"/>
         </w:rPr>
@@ -1692,7 +1692,7 @@
       </w:r>
       <w:r>
         <w:rPr>
-          <w:rFonts w:ascii="Arial" w:hAnsi="Arial" w:eastAsia="Arial" w:cs="Arial"/>
+          <w:rFonts w:asciiTheme="minorHAnsi" w:eastAsiaTheme="minorHAnsi" w:hAnsiTheme="minorHAnsi" w:cstheme="minorHAnsi"/>
           <w:sz w:val="20"/>
           <w:szCs w:val="20"/>
         </w:rPr>
@@ -1700,7 +1700,7 @@
       </w:r>
       <w:r>
         <w:rPr>
-          <w:rFonts w:ascii="Arial" w:hAnsi="Arial" w:eastAsia="Arial" w:cs="Arial"/>
+          <w:rFonts w:asciiTheme="minorHAnsi" w:eastAsiaTheme="minorHAnsi" w:hAnsiTheme="minorHAnsi" w:cstheme="minorHAnsi"/>
           <w:sz w:val="20"/>
           <w:szCs w:val="20"/>
         </w:rPr>
@@ -1719,7 +1719,7 @@
       </w:pPr>
       <w:r>
         <w:rPr>
-          <w:rFonts w:ascii="Arial" w:hAnsi="Arial" w:eastAsia="Arial" w:cs="Arial"/>
+          <w:rFonts w:asciiTheme="minorHAnsi" w:eastAsiaTheme="minorHAnsi" w:hAnsiTheme="minorHAnsi" w:cstheme="minorHAnsi"/>
           <w:sz w:val="20"/>
           <w:szCs w:val="20"/>
         </w:rPr>
@@ -1738,7 +1738,7 @@
       </w:pPr>
       <w:r>
         <w:rPr>
-          <w:rFonts w:ascii="Arial" w:hAnsi="Arial" w:eastAsia="Arial" w:cs="Arial"/>
+          <w:rFonts w:asciiTheme="minorHAnsi" w:eastAsiaTheme="minorHAnsi" w:hAnsiTheme="minorHAnsi" w:cstheme="minorHAnsi"/>
           <w:sz w:val="20"/>
           <w:szCs w:val="20"/>
         </w:rPr>
@@ -1757,7 +1757,7 @@
       </w:pPr>
       <w:r>
         <w:rPr>
-          <w:rFonts w:ascii="Arial" w:hAnsi="Arial" w:eastAsia="Arial" w:cs="Arial"/>
+          <w:rFonts w:asciiTheme="minorHAnsi" w:eastAsiaTheme="minorHAnsi" w:hAnsiTheme="minorHAnsi" w:cstheme="minorHAnsi"/>
           <w:sz w:val="20"/>
           <w:szCs w:val="20"/>
         </w:rPr>
@@ -1776,7 +1776,7 @@
       </w:pPr>
       <w:r>
         <w:rPr>
-          <w:rFonts w:ascii="Arial" w:hAnsi="Arial" w:eastAsia="Arial" w:cs="Arial"/>
+          <w:rFonts w:asciiTheme="minorHAnsi" w:eastAsiaTheme="minorHAnsi" w:hAnsiTheme="minorHAnsi" w:cstheme="minorHAnsi"/>
           <w:sz w:val="20"/>
           <w:szCs w:val="20"/>
         </w:rPr>
@@ -1795,7 +1795,7 @@
       </w:pPr>
       <w:r>
         <w:rPr>
-          <w:rFonts w:ascii="Arial" w:hAnsi="Arial" w:eastAsia="Arial" w:cs="Arial"/>
+          <w:rFonts w:asciiTheme="minorHAnsi" w:eastAsiaTheme="minorHAnsi" w:hAnsiTheme="minorHAnsi" w:cstheme="minorHAnsi"/>
           <w:sz w:val="20"/>
           <w:szCs w:val="20"/>
         </w:rPr>
@@ -1814,7 +1814,7 @@
       </w:pPr>
       <w:r>
         <w:rPr>
-          <w:rFonts w:ascii="Arial" w:hAnsi="Arial" w:eastAsia="Arial" w:cs="Arial"/>
+          <w:rFonts w:asciiTheme="minorHAnsi" w:eastAsiaTheme="minorHAnsi" w:hAnsiTheme="minorHAnsi" w:cstheme="minorHAnsi"/>
           <w:sz w:val="20"/>
           <w:szCs w:val="20"/>
         </w:rPr>
@@ -1832,7 +1832,7 @@
       </w:pPr>
       <w:r>
         <w:rPr>
-          <w:rFonts w:ascii="Arial" w:hAnsi="Arial" w:eastAsia="Arial" w:cs="Arial"/>
+          <w:rFonts w:asciiTheme="minorHAnsi" w:eastAsiaTheme="minorHAnsi" w:hAnsiTheme="minorHAnsi" w:cstheme="minorHAnsi"/>
           <w:sz w:val="4"/>
         </w:rPr>
       </w:r>
@@ -1849,14 +1849,14 @@
       </w:pPr>
       <w:r>
         <w:rPr>
-          <w:rFonts w:ascii="Arial" w:hAnsi="Arial" w:eastAsia="Arial" w:cs="Arial"/>
+          <w:rFonts w:asciiTheme="minorHAnsi" w:eastAsiaTheme="minorHAnsi" w:hAnsiTheme="minorHAnsi" w:cstheme="minorHAnsi"/>
           <w:sz w:val="20"/>
         </w:rPr>
         <w:t xml:space="preserve">São José dos Campos, </w:t>
       </w:r>
       <w:r>
         <w:rPr>
-          <w:rFonts w:ascii="Arial" w:hAnsi="Arial" w:eastAsia="Arial" w:cs="Arial"/>
+          <w:rFonts w:asciiTheme="minorHAnsi" w:eastAsiaTheme="minorHAnsi" w:hAnsiTheme="minorHAnsi" w:cstheme="minorHAnsi"/>
           <w:b w:val="1"/>
           <w:bCs w:val="1"/>
           <w:sz w:val="20"/>
@@ -1865,14 +1865,14 @@
       </w:r>
       <w:r>
         <w:rPr>
-          <w:rFonts w:ascii="Arial" w:hAnsi="Arial" w:eastAsia="Arial" w:cs="Arial"/>
+          <w:rFonts w:asciiTheme="minorHAnsi" w:eastAsiaTheme="minorHAnsi" w:hAnsiTheme="minorHAnsi" w:cstheme="minorHAnsi"/>
           <w:sz w:val="20"/>
         </w:rPr>
         <w:t xml:space="preserve"> às </w:t>
       </w:r>
       <w:r>
         <w:rPr>
-          <w:rFonts w:ascii="Arial" w:hAnsi="Arial" w:eastAsia="Arial" w:cs="Arial"/>
+          <w:rFonts w:asciiTheme="minorHAnsi" w:eastAsiaTheme="minorHAnsi" w:hAnsiTheme="minorHAnsi" w:cstheme="minorHAnsi"/>
           <w:b w:val="1"/>
           <w:bCs w:val="1"/>
           <w:sz w:val="20"/>
@@ -1881,7 +1881,7 @@
       </w:r>
       <w:r>
         <w:rPr>
-          <w:rFonts w:ascii="Arial" w:hAnsi="Arial" w:eastAsia="Arial" w:cs="Arial"/>
+          <w:rFonts w:asciiTheme="minorHAnsi" w:eastAsiaTheme="minorHAnsi" w:hAnsiTheme="minorHAnsi" w:cstheme="minorHAnsi"/>
           <w:sz w:val="20"/>
         </w:rPr>
         <w:t xml:space="preserve"> hs.</w:t>
@@ -1898,7 +1898,7 @@
       </w:pPr>
       <w:r>
         <w:rPr>
-          <w:rFonts w:ascii="Arial" w:hAnsi="Arial" w:eastAsia="Arial" w:cs="Arial"/>
+          <w:rFonts w:asciiTheme="minorHAnsi" w:eastAsiaTheme="minorHAnsi" w:hAnsiTheme="minorHAnsi" w:cstheme="minorHAnsi"/>
           <w:sz w:val="4"/>
         </w:rPr>
       </w:r>
@@ -1909,7 +1909,7 @@
       </w:pPr>
       <w:r>
         <w:rPr>
-          <w:rFonts w:ascii="Arial" w:hAnsi="Arial" w:eastAsia="Arial"/>
+          <w:rFonts w:asciiTheme="minorHAnsi" w:eastAsiaTheme="minorHAnsi" w:hAnsiTheme="minorHAnsi" w:cstheme="minorHAnsi"/>
           <w:sz w:val="8"/>
         </w:rPr>
       </w:r>
@@ -1953,7 +1953,7 @@
             </w:pPr>
             <w:r>
               <w:rPr>
-                <w:rFonts w:ascii="Arial" w:hAnsi="Arial" w:eastAsia="Arial"/>
+                <w:rFonts w:asciiTheme="minorHAnsi" w:eastAsiaTheme="minorHAnsi" w:hAnsiTheme="minorHAnsi" w:cstheme="minorHAnsi"/>
                 <w:b w:val="0"/>
                 <w:sz w:val="20"/>
               </w:rPr>
@@ -1998,7 +1998,7 @@
             </w:pPr>
             <w:r>
               <w:rPr>
-                <w:rFonts w:ascii="Arial" w:hAnsi="Arial" w:eastAsia="Arial"/>
+                <w:rFonts w:asciiTheme="minorHAnsi" w:eastAsiaTheme="minorHAnsi" w:hAnsiTheme="minorHAnsi" w:cstheme="minorHAnsi"/>
                 <w:b w:val="0"/>
                 <w:sz w:val="20"/>
               </w:rPr>
@@ -2026,7 +2026,7 @@
             </w:pPr>
             <w:r>
               <w:rPr>
-                <w:rFonts w:ascii="Arial" w:hAnsi="Arial" w:eastAsia="Arial"/>
+                <w:rFonts w:asciiTheme="minorHAnsi" w:eastAsiaTheme="minorHAnsi" w:hAnsiTheme="minorHAnsi" w:cstheme="minorHAnsi"/>
                 <w:b/>
                 <w:sz w:val="20"/>
               </w:rPr>
@@ -2071,7 +2071,7 @@
             </w:pPr>
             <w:r>
               <w:rPr>
-                <w:rFonts w:ascii="Arial" w:hAnsi="Arial" w:eastAsia="Arial"/>
+                <w:rFonts w:asciiTheme="minorHAnsi" w:eastAsiaTheme="minorHAnsi" w:hAnsiTheme="minorHAnsi" w:cstheme="minorHAnsi"/>
                 <w:b/>
                 <w:sz w:val="20"/>
               </w:rPr>
@@ -2302,9 +2302,9 @@
   <w:docDefaults>
     <w:rPrDefault>
       <w:rPr>
-        <w:rFonts w:asciiTheme="minorHAnsi" w:eastAsiaTheme="minorEastAsia" w:hAnsiTheme="minorHAnsi" w:cstheme="minorBidi"/>
-        <w:sz w:val="22"/>
-        <w:szCs w:val="22"/>
+        <w:rFonts w:asciiTheme="minorHAnsi" w:eastAsiaTheme="minorHAnsi" w:hAnsiTheme="minorHAnsi" w:cstheme="minorHAnsi"/>
+        <w:sz w:val="20"/>
+        <w:szCs w:val="20"/>
         <w:lang w:val="pt-BR" w:eastAsia="pt-BR" w:bidi="ar-SA"/>
       </w:rPr>
     </w:rPrDefault>
@@ -2691,7 +2691,7 @@
     <w:name w:val="Normal"/>
     <w:qFormat/>
     <w:rPr>
-      <w:rFonts w:ascii="Arial" w:eastAsia="Arial" w:hAnsi="Arial" w:cs="Calibri"/>
+      <w:rFonts w:asciiTheme="minorHAnsi" w:eastAsiaTheme="minorHAnsi" w:hAnsiTheme="minorHAnsi" w:cstheme="minorHAnsi"/>
       <w:color w:val="000000"/>
       <w:sz w:val="20"/>
     </w:rPr>
@@ -2769,9 +2769,9 @@
       <w:spacing w:after="0" w:line="240" w:lineRule="auto"/>
     </w:pPr>
     <w:rPr>
-      <w:rFonts w:ascii="Segoe UI" w:hAnsi="Segoe UI" w:cs="Segoe UI"/>
-      <w:sz w:val="18"/>
-      <w:szCs w:val="18"/>
+      <w:rFonts w:asciiTheme="minorHAnsi" w:eastAsiaTheme="minorHAnsi" w:hAnsiTheme="minorHAnsi" w:cstheme="minorHAnsi"/>
+      <w:sz w:val="20"/>
+      <w:szCs w:val="20"/>
     </w:rPr>
   </w:style>
   <w:style w:type="character" w:customStyle="1" w:styleId="TextodebaloChar">
@@ -2782,10 +2782,10 @@
     <w:semiHidden/>
     <w:rsid w:val="007E2AE5"/>
     <w:rPr>
-      <w:rFonts w:ascii="Segoe UI" w:eastAsia="Calibri" w:hAnsi="Segoe UI" w:cs="Segoe UI"/>
+      <w:rFonts w:asciiTheme="minorHAnsi" w:eastAsiaTheme="minorHAnsi" w:hAnsiTheme="minorHAnsi" w:cstheme="minorHAnsi"/>
       <w:color w:val="000000"/>
-      <w:sz w:val="18"/>
-      <w:szCs w:val="18"/>
+      <w:sz w:val="20"/>
+      <w:szCs w:val="20"/>
     </w:rPr>
   </w:style>
   <w:style w:type="paragraph" w:styleId="Cabealho">
@@ -2810,7 +2810,7 @@
     <w:uiPriority w:val="99"/>
     <w:rsid w:val="008025F8"/>
     <w:rPr>
-      <w:rFonts w:ascii="Calibri" w:eastAsia="Calibri" w:hAnsi="Calibri" w:cs="Calibri"/>
+      <w:rFonts w:asciiTheme="minorHAnsi" w:eastAsiaTheme="minorHAnsi" w:hAnsiTheme="minorHAnsi" w:cstheme="minorHAnsi"/>
       <w:color w:val="000000"/>
     </w:rPr>
   </w:style>
@@ -2836,7 +2836,7 @@
     <w:uiPriority w:val="99"/>
     <w:rsid w:val="008025F8"/>
     <w:rPr>
-      <w:rFonts w:ascii="Calibri" w:eastAsia="Calibri" w:hAnsi="Calibri" w:cs="Calibri"/>
+      <w:rFonts w:asciiTheme="minorHAnsi" w:eastAsiaTheme="minorHAnsi" w:hAnsiTheme="minorHAnsi" w:cstheme="minorHAnsi"/>
       <w:color w:val="000000"/>
     </w:rPr>
   </w:style>

--- a/public/templates/contrato-venda.docx
+++ b/public/templates/contrato-venda.docx
@@ -4,7 +4,7 @@
   <w:body>
     <w:p>
       <w:pPr>
-        <w:spacing w:after="20" w:line="240" w:lineRule="auto" w:before="0"/>
+        <w:spacing w:after="20" w:line="360" w:lineRule="auto" w:before="0"/>
         <w:jc w:val="center"/>
         <w:rPr>
           <w:noProof/>
@@ -13,7 +13,7 @@
       <w:r>
         <w:drawing>
           <wp:inline xmlns:a="http://schemas.openxmlformats.org/drawingml/2006/main" xmlns:pic="http://schemas.openxmlformats.org/drawingml/2006/picture">
-            <wp:extent cx="1800000" cy="669014"/>
+            <wp:extent cx="3315600" cy="1080000"/>
             <wp:docPr id="1" name="Picture 1"/>
             <wp:cNvGraphicFramePr>
               <a:graphicFrameLocks noChangeAspect="1"/>
@@ -34,7 +34,7 @@
                   <pic:spPr>
                     <a:xfrm>
                       <a:off x="0" y="0"/>
-                      <a:ext cx="1800000" cy="669014"/>
+                      <a:ext cx="3315600" cy="1080000"/>
                     </a:xfrm>
                     <a:prstGeom prst="rect"/>
                   </pic:spPr>
@@ -48,7 +48,7 @@
     <w:p>
       <w:pPr>
         <w:widowControl w:val="0"/>
-        <w:spacing w:after="0" w:line="240" w:lineRule="auto" w:before="0"/>
+        <w:spacing w:after="0" w:line="360" w:lineRule="auto" w:before="0"/>
         <w:jc w:val="center"/>
         <w:rPr>
           <w:rFonts w:asciiTheme="minorHAnsi" w:eastAsiaTheme="minorHAnsi" w:hAnsiTheme="minorHAnsi" w:cstheme="minorHAnsi"/>
@@ -76,7 +76,7 @@
     <w:p>
       <w:pPr>
         <w:widowControl w:val="0"/>
-        <w:spacing w:after="0" w:line="240" w:lineRule="auto" w:before="0"/>
+        <w:spacing w:after="0" w:line="360" w:lineRule="auto" w:before="0"/>
         <w:jc w:val="center"/>
         <w:rPr>
           <w:rFonts w:asciiTheme="minorHAnsi" w:eastAsiaTheme="minorHAnsi" w:hAnsiTheme="minorHAnsi" w:cstheme="minorHAnsi"/>
@@ -104,7 +104,7 @@
     <w:p>
       <w:pPr>
         <w:widowControl w:val="0"/>
-        <w:spacing w:after="0" w:line="240" w:lineRule="auto" w:before="0"/>
+        <w:spacing w:after="0" w:line="360" w:lineRule="auto" w:before="0"/>
         <w:jc w:val="center"/>
         <w:rPr>
           <w:rFonts w:asciiTheme="minorHAnsi" w:eastAsiaTheme="minorHAnsi" w:hAnsiTheme="minorHAnsi" w:cstheme="minorHAnsi"/>
@@ -145,7 +145,7 @@
     </w:p>
     <w:p>
       <w:pPr>
-        <w:spacing w:after="40" w:line="259" w:lineRule="auto" w:before="0"/>
+        <w:spacing w:after="40" w:line="360" w:lineRule="auto" w:before="0"/>
         <w:jc w:val="both"/>
         <w:rPr>
           <w:b/>
@@ -297,7 +297,7 @@
     </w:p>
     <w:p>
       <w:pPr>
-        <w:spacing w:after="40" w:line="259" w:lineRule="auto" w:before="0"/>
+        <w:spacing w:after="40" w:line="360" w:lineRule="auto" w:before="0"/>
         <w:jc w:val="both"/>
         <w:rPr>
           <w:sz w:val="20"/>
@@ -1176,7 +1176,7 @@
     </w:p>
     <w:p>
       <w:pPr>
-        <w:spacing w:after="40" w:line="259" w:lineRule="auto" w:before="0"/>
+        <w:spacing w:after="40" w:line="360" w:lineRule="auto" w:before="0"/>
         <w:jc w:val="both"/>
         <w:rPr>
           <w:rFonts w:asciiTheme="minorHAnsi" w:eastAsiaTheme="minorHAnsi" w:hAnsiTheme="minorHAnsi" w:cstheme="minorHAnsi"/>
@@ -1533,7 +1533,7 @@
     </w:p>
     <w:p>
       <w:pPr>
-        <w:spacing w:after="40" w:line="259" w:lineRule="auto" w:before="0"/>
+        <w:spacing w:after="40" w:line="360" w:lineRule="auto" w:before="0"/>
         <w:jc w:val="both"/>
         <w:rPr>
           <w:sz w:val="20"/>
@@ -1620,7 +1620,7 @@
     </w:p>
     <w:p>
       <w:pPr>
-        <w:spacing w:after="40" w:line="259" w:lineRule="auto" w:before="0"/>
+        <w:spacing w:after="40" w:line="360" w:lineRule="auto" w:before="0"/>
         <w:ind w:left="-5" w:hanging="10"/>
         <w:jc w:val="both"/>
         <w:rPr>
@@ -1639,7 +1639,7 @@
     </w:p>
     <w:p>
       <w:pPr>
-        <w:spacing w:after="40" w:line="259" w:lineRule="auto" w:before="0"/>
+        <w:spacing w:after="40" w:line="360" w:lineRule="auto" w:before="0"/>
         <w:ind w:left="-5" w:hanging="10"/>
         <w:jc w:val="both"/>
         <w:rPr>
@@ -1658,7 +1658,7 @@
     </w:p>
     <w:p>
       <w:pPr>
-        <w:spacing w:after="40" w:line="259" w:lineRule="auto" w:before="0"/>
+        <w:spacing w:after="40" w:line="360" w:lineRule="auto" w:before="0"/>
         <w:ind w:left="-5" w:hanging="10"/>
         <w:jc w:val="both"/>
         <w:rPr>
@@ -1709,7 +1709,7 @@
     </w:p>
     <w:p>
       <w:pPr>
-        <w:spacing w:after="40" w:line="259" w:lineRule="auto" w:before="0"/>
+        <w:spacing w:after="40" w:line="360" w:lineRule="auto" w:before="0"/>
         <w:ind w:left="-5" w:hanging="10"/>
         <w:jc w:val="both"/>
         <w:rPr>
@@ -1728,7 +1728,7 @@
     </w:p>
     <w:p>
       <w:pPr>
-        <w:spacing w:after="40" w:line="259" w:lineRule="auto" w:before="0"/>
+        <w:spacing w:after="40" w:line="360" w:lineRule="auto" w:before="0"/>
         <w:ind w:left="-5" w:hanging="10"/>
         <w:jc w:val="both"/>
         <w:rPr>
@@ -1747,7 +1747,7 @@
     </w:p>
     <w:p>
       <w:pPr>
-        <w:spacing w:after="40" w:line="259" w:lineRule="auto" w:before="0"/>
+        <w:spacing w:after="40" w:line="360" w:lineRule="auto" w:before="0"/>
         <w:ind w:left="-5" w:hanging="10"/>
         <w:jc w:val="both"/>
         <w:rPr>
@@ -1766,7 +1766,7 @@
     </w:p>
     <w:p>
       <w:pPr>
-        <w:spacing w:after="40" w:line="259" w:lineRule="auto" w:before="0"/>
+        <w:spacing w:after="40" w:line="360" w:lineRule="auto" w:before="0"/>
         <w:ind w:left="-5" w:hanging="10"/>
         <w:jc w:val="both"/>
         <w:rPr>
@@ -1785,7 +1785,7 @@
     </w:p>
     <w:p>
       <w:pPr>
-        <w:spacing w:after="40" w:line="259" w:lineRule="auto" w:before="0"/>
+        <w:spacing w:after="40" w:line="360" w:lineRule="auto" w:before="0"/>
         <w:ind w:left="-5" w:hanging="10"/>
         <w:jc w:val="both"/>
         <w:rPr>
@@ -1804,7 +1804,7 @@
     </w:p>
     <w:p>
       <w:pPr>
-        <w:spacing w:after="40" w:line="259" w:lineRule="auto" w:before="0"/>
+        <w:spacing w:after="40" w:line="360" w:lineRule="auto" w:before="0"/>
         <w:ind w:left="-5" w:hanging="10"/>
         <w:jc w:val="both"/>
         <w:rPr>
@@ -1839,7 +1839,7 @@
     </w:p>
     <w:p>
       <w:pPr>
-        <w:spacing w:after="840" w:line="259" w:lineRule="auto" w:before="0"/>
+        <w:spacing w:after="840" w:line="360" w:lineRule="auto" w:before="0"/>
         <w:ind w:left="-5" w:hanging="10"/>
         <w:jc w:val="both"/>
         <w:rPr>
@@ -1905,7 +1905,7 @@
     </w:p>
     <w:p>
       <w:pPr>
-        <w:spacing w:before="120" w:after="0" w:line="240" w:lineRule="auto"/>
+        <w:spacing w:before="120" w:after="0" w:line="360" w:lineRule="auto"/>
       </w:pPr>
       <w:r>
         <w:rPr>
@@ -1948,7 +1948,7 @@
           </w:tcPr>
           <w:p>
             <w:pPr>
-              <w:spacing w:before="0" w:after="100" w:line="240" w:lineRule="auto"/>
+              <w:spacing w:before="0" w:after="100" w:line="360" w:lineRule="auto"/>
               <w:jc w:val="center"/>
             </w:pPr>
             <w:r>
@@ -1993,7 +1993,7 @@
           </w:tcPr>
           <w:p>
             <w:pPr>
-              <w:spacing w:before="0" w:after="100" w:line="240" w:lineRule="auto"/>
+              <w:spacing w:before="0" w:after="100" w:line="360" w:lineRule="auto"/>
               <w:jc w:val="center"/>
             </w:pPr>
             <w:r>
@@ -2021,7 +2021,7 @@
           </w:tcPr>
           <w:p>
             <w:pPr>
-              <w:spacing w:before="0" w:after="0" w:line="240" w:lineRule="auto"/>
+              <w:spacing w:before="0" w:after="0" w:line="360" w:lineRule="auto"/>
               <w:jc w:val="center"/>
             </w:pPr>
             <w:r>
@@ -2066,7 +2066,7 @@
           </w:tcPr>
           <w:p>
             <w:pPr>
-              <w:spacing w:before="0" w:after="0" w:line="240" w:lineRule="auto"/>
+              <w:spacing w:before="0" w:after="0" w:line="360" w:lineRule="auto"/>
               <w:jc w:val="center"/>
             </w:pPr>
             <w:r>
@@ -2310,7 +2310,7 @@
     </w:rPrDefault>
     <w:pPrDefault>
       <w:pPr>
-        <w:spacing w:after="160" w:line="259" w:lineRule="auto"/>
+        <w:spacing w:after="160" w:line="360" w:lineRule="auto"/>
       </w:pPr>
     </w:pPrDefault>
   </w:docDefaults>
@@ -2766,7 +2766,7 @@
     <w:unhideWhenUsed/>
     <w:rsid w:val="007E2AE5"/>
     <w:pPr>
-      <w:spacing w:after="0" w:line="240" w:lineRule="auto"/>
+      <w:spacing w:after="0" w:line="360" w:lineRule="auto"/>
     </w:pPr>
     <w:rPr>
       <w:rFonts w:asciiTheme="minorHAnsi" w:eastAsiaTheme="minorHAnsi" w:hAnsiTheme="minorHAnsi" w:cstheme="minorHAnsi"/>
@@ -2800,7 +2800,7 @@
         <w:tab w:val="center" w:pos="4252"/>
         <w:tab w:val="right" w:pos="8504"/>
       </w:tabs>
-      <w:spacing w:after="0" w:line="240" w:lineRule="auto"/>
+      <w:spacing w:after="0" w:line="360" w:lineRule="auto"/>
     </w:pPr>
   </w:style>
   <w:style w:type="character" w:customStyle="1" w:styleId="CabealhoChar">
@@ -2826,7 +2826,7 @@
         <w:tab w:val="center" w:pos="4252"/>
         <w:tab w:val="right" w:pos="8504"/>
       </w:tabs>
-      <w:spacing w:after="0" w:line="240" w:lineRule="auto"/>
+      <w:spacing w:after="0" w:line="360" w:lineRule="auto"/>
     </w:pPr>
   </w:style>
   <w:style w:type="character" w:customStyle="1" w:styleId="RodapChar">
